--- a/templates/word/1. PCDS .docx
+++ b/templates/word/1. PCDS .docx
@@ -1,5 +1,55 @@
 
-<file path=word/document.xml><?xml version="1.0" encoding="utf-8"?>
+<file path=docProps\app.xml><?xml version="1.0" encoding="utf-8"?>
+<Properties xmlns="http://schemas.openxmlformats.org/officeDocument/2006/extended-properties" xmlns:vt="http://schemas.openxmlformats.org/officeDocument/2006/docPropsVTypes">
+  <Template>Normal.dotm</Template>
+  <TotalTime>458</TotalTime>
+  <Pages>1</Pages>
+  <Words>1369</Words>
+  <Characters>7809</Characters>
+  <Application>Microsoft Office Word</Application>
+  <DocSecurity>0</DocSecurity>
+  <Lines>65</Lines>
+  <Paragraphs>18</Paragraphs>
+  <ScaleCrop>false</ScaleCrop>
+  <HeadingPairs>
+    <vt:vector size="2" baseType="variant">
+      <vt:variant>
+        <vt:lpstr>Title</vt:lpstr>
+      </vt:variant>
+      <vt:variant>
+        <vt:i4>1</vt:i4>
+      </vt:variant>
+    </vt:vector>
+  </HeadingPairs>
+  <TitlesOfParts>
+    <vt:vector size="1" baseType="lpstr">
+      <vt:lpstr/>
+    </vt:vector>
+  </TitlesOfParts>
+  <Company/>
+  <LinksUpToDate>false</LinksUpToDate>
+  <CharactersWithSpaces>9160</CharactersWithSpaces>
+  <SharedDoc>false</SharedDoc>
+  <HyperlinksChanged>false</HyperlinksChanged>
+  <AppVersion>16.0000</AppVersion>
+</Properties>
+</file>
+
+<file path=docProps\core.xml><?xml version="1.0" encoding="utf-8"?>
+<cp:coreProperties xmlns:cp="http://schemas.openxmlformats.org/package/2006/metadata/core-properties" xmlns:dc="http://purl.org/dc/elements/1.1/" xmlns:dcterms="http://purl.org/dc/terms/" xmlns:dcmitype="http://purl.org/dc/dcmitype/" xmlns:xsi="http://www.w3.org/2001/XMLSchema-instance">
+  <dc:title/>
+  <dc:subject/>
+  <dc:creator>Administrator</dc:creator>
+  <cp:keywords/>
+  <dc:description/>
+  <cp:lastModifiedBy>Administrator</cp:lastModifiedBy>
+  <cp:revision>26</cp:revision>
+  <dcterms:created xsi:type="dcterms:W3CDTF">2025-12-26T02:28:00Z</dcterms:created>
+  <dcterms:modified xsi:type="dcterms:W3CDTF">2026-08-13T02:15:00Z</dcterms:modified>
+</cp:coreProperties>
+</file>
+
+<file path=word\document.xml><?xml version="1.0" encoding="utf-8"?>
 <w:document xmlns:wpc="http://schemas.microsoft.com/office/word/2010/wordprocessingCanvas" xmlns:cx="http://schemas.microsoft.com/office/drawing/2014/chartex" xmlns:cx1="http://schemas.microsoft.com/office/drawing/2015/9/8/chartex" xmlns:cx2="http://schemas.microsoft.com/office/drawing/2015/10/21/chartex" xmlns:cx3="http://schemas.microsoft.com/office/drawing/2016/5/9/chartex" xmlns:cx4="http://schemas.microsoft.com/office/drawing/2016/5/10/chartex" xmlns:cx5="http://schemas.microsoft.com/office/drawing/2016/5/11/chartex" xmlns:cx6="http://schemas.microsoft.com/office/drawing/2016/5/12/chartex" xmlns:cx7="http://schemas.microsoft.com/office/drawing/2016/5/13/chartex" xmlns:cx8="http://schemas.microsoft.com/office/drawing/2016/5/14/chartex" xmlns:mc="http://schemas.openxmlformats.org/markup-compatibility/2006" xmlns:aink="http://schemas.microsoft.com/office/drawing/2016/ink" xmlns:am3d="http://schemas.microsoft.com/office/drawing/2017/model3d" xmlns:o="urn:schemas-microsoft-com:office:office" xmlns:r="http://schemas.openxmlformats.org/officeDocument/2006/relationships" xmlns:m="http://schemas.openxmlformats.org/officeDocument/2006/math" xmlns:v="urn:schemas-microsoft-com:vml" xmlns:wp14="http://schemas.microsoft.com/office/word/2010/wordprocessingDrawing" xmlns:wp="http://schemas.openxmlformats.org/drawingml/2006/wordprocessingDrawing" xmlns:w10="urn:schemas-microsoft-com:office:word" xmlns:w="http://schemas.openxmlformats.org/wordprocessingml/2006/main" xmlns:w14="http://schemas.microsoft.com/office/word/2010/wordml" xmlns:w15="http://schemas.microsoft.com/office/word/2012/wordml" xmlns:w16cid="http://schemas.microsoft.com/office/word/2016/wordml/cid" xmlns:w16se="http://schemas.microsoft.com/office/word/2015/wordml/symex" xmlns:wpg="http://schemas.microsoft.com/office/word/2010/wordprocessingGroup" xmlns:wpi="http://schemas.microsoft.com/office/word/2010/wordprocessingInk" xmlns:wne="http://schemas.microsoft.com/office/word/2006/wordml" xmlns:wps="http://schemas.microsoft.com/office/word/2010/wordprocessingShape" mc:Ignorable="w14 w15 w16se w16cid wp14">
   <w:body>
     <w:p>
@@ -172,7 +222,7 @@
       <w:bookmarkStart w:id="0" w:name="_Hlk237502428"/>
       <w:bookmarkStart w:id="1" w:name="_GoBack"/>
       <w:r>
-        <w:t>[Niêm Yết]</w:t>
+        <w:t>{{niemyet}}</w:t>
       </w:r>
       <w:bookmarkEnd w:id="0"/>
       <w:bookmarkEnd w:id="1"/>
@@ -183,7 +233,7 @@
         <w:rPr>
           <w:bCs/>
         </w:rPr>
-        <w:t xml:space="preserve">[Tên 1] </w:t>
+        <w:t xml:space="preserve">{{ten1}} </w:t>
       </w:r>
       <w:r>
         <w:rPr>
@@ -195,7 +245,7 @@
         <w:rPr>
           <w:lang w:val="pt-BR"/>
         </w:rPr>
-        <w:t>[Tên 2]</w:t>
+        <w:t>{{ten2}}</w:t>
       </w:r>
       <w:r>
         <w:rPr>
@@ -234,40 +284,40 @@
           <w:b/>
           <w:lang w:val="pt-BR"/>
         </w:rPr>
-        <w:t xml:space="preserve">[Tên </w:t>
-      </w:r>
-      <w:r>
-        <w:rPr>
-          <w:b/>
-          <w:lang w:val="pt-BR"/>
-        </w:rPr>
-        <w:t>1</w:t>
-      </w:r>
-      <w:r>
-        <w:rPr>
-          <w:b/>
-          <w:lang w:val="pt-BR"/>
-        </w:rPr>
-        <w:t>];</w:t>
+        <w:t xml:space="preserve">{{ten1}}</w:t>
+      </w:r>
+      <w:r>
+        <w:rPr>
+          <w:b/>
+          <w:lang w:val="pt-BR"/>
+        </w:rPr>
+        <w:t/>
+      </w:r>
+      <w:r>
+        <w:rPr>
+          <w:b/>
+          <w:lang w:val="pt-BR"/>
+        </w:rPr>
+        <w:t>;</w:t>
       </w:r>
       <w:r>
         <w:rPr>
           <w:lang w:val="pt-BR"/>
         </w:rPr>
         <w:tab/>
-        <w:t xml:space="preserve">Sinh ngày: [Năm sinh </w:t>
-      </w:r>
-      <w:r>
-        <w:rPr>
-          <w:lang w:val="pt-BR"/>
-        </w:rPr>
-        <w:t>1</w:t>
-      </w:r>
-      <w:r>
-        <w:rPr>
-          <w:lang w:val="pt-BR"/>
-        </w:rPr>
-        <w:t>];</w:t>
+        <w:t xml:space="preserve">Sinh ngày: {{namsinh1}}</w:t>
+      </w:r>
+      <w:r>
+        <w:rPr>
+          <w:lang w:val="pt-BR"/>
+        </w:rPr>
+        <w:t/>
+      </w:r>
+      <w:r>
+        <w:rPr>
+          <w:lang w:val="pt-BR"/>
+        </w:rPr>
+        <w:t>;</w:t>
       </w:r>
     </w:p>
     <w:p>
@@ -282,55 +332,55 @@
         <w:rPr>
           <w:lang w:val="pt-BR"/>
         </w:rPr>
-        <w:t xml:space="preserve">[Loại CC </w:t>
-      </w:r>
-      <w:r>
-        <w:rPr>
-          <w:lang w:val="pt-BR"/>
-        </w:rPr>
-        <w:t>1</w:t>
-      </w:r>
-      <w:r>
-        <w:rPr>
-          <w:lang w:val="pt-BR"/>
-        </w:rPr>
-        <w:t xml:space="preserve">] số: [CCCD </w:t>
-      </w:r>
-      <w:r>
-        <w:rPr>
-          <w:lang w:val="pt-BR"/>
-        </w:rPr>
-        <w:t>1</w:t>
-      </w:r>
-      <w:r>
-        <w:rPr>
-          <w:lang w:val="pt-BR"/>
-        </w:rPr>
-        <w:t xml:space="preserve">] do [Nơi cấp CC </w:t>
-      </w:r>
-      <w:r>
-        <w:rPr>
-          <w:lang w:val="pt-BR"/>
-        </w:rPr>
-        <w:t>1</w:t>
-      </w:r>
-      <w:r>
-        <w:rPr>
-          <w:lang w:val="pt-BR"/>
-        </w:rPr>
-        <w:t xml:space="preserve">] cấp ngày [Ngày cấp </w:t>
-      </w:r>
-      <w:r>
-        <w:rPr>
-          <w:lang w:val="pt-BR"/>
-        </w:rPr>
-        <w:t>1</w:t>
-      </w:r>
-      <w:r>
-        <w:rPr>
-          <w:lang w:val="pt-BR"/>
-        </w:rPr>
-        <w:t>];</w:t>
+        <w:t xml:space="preserve">{{loaicc1}}</w:t>
+      </w:r>
+      <w:r>
+        <w:rPr>
+          <w:lang w:val="pt-BR"/>
+        </w:rPr>
+        <w:t/>
+      </w:r>
+      <w:r>
+        <w:rPr>
+          <w:lang w:val="pt-BR"/>
+        </w:rPr>
+        <w:t xml:space="preserve"> số: {{cccd1}}</w:t>
+      </w:r>
+      <w:r>
+        <w:rPr>
+          <w:lang w:val="pt-BR"/>
+        </w:rPr>
+        <w:t/>
+      </w:r>
+      <w:r>
+        <w:rPr>
+          <w:lang w:val="pt-BR"/>
+        </w:rPr>
+        <w:t xml:space="preserve"> do {{noicapcc1}}</w:t>
+      </w:r>
+      <w:r>
+        <w:rPr>
+          <w:lang w:val="pt-BR"/>
+        </w:rPr>
+        <w:t/>
+      </w:r>
+      <w:r>
+        <w:rPr>
+          <w:lang w:val="pt-BR"/>
+        </w:rPr>
+        <w:t xml:space="preserve"> cấp ngày {{ngaycap1}}</w:t>
+      </w:r>
+      <w:r>
+        <w:rPr>
+          <w:lang w:val="pt-BR"/>
+        </w:rPr>
+        <w:t/>
+      </w:r>
+      <w:r>
+        <w:rPr>
+          <w:lang w:val="pt-BR"/>
+        </w:rPr>
+        <w:t>;</w:t>
       </w:r>
     </w:p>
     <w:p>
@@ -345,31 +395,31 @@
         <w:rPr>
           <w:lang w:val="pt-BR"/>
         </w:rPr>
-        <w:t xml:space="preserve">[Thường trú </w:t>
-      </w:r>
-      <w:r>
-        <w:rPr>
-          <w:lang w:val="pt-BR"/>
-        </w:rPr>
-        <w:t>1</w:t>
-      </w:r>
-      <w:r>
-        <w:rPr>
-          <w:lang w:val="pt-BR"/>
-        </w:rPr>
-        <w:t xml:space="preserve">]: [Địa chỉ </w:t>
-      </w:r>
-      <w:r>
-        <w:rPr>
-          <w:lang w:val="pt-BR"/>
-        </w:rPr>
-        <w:t>1</w:t>
-      </w:r>
-      <w:r>
-        <w:rPr>
-          <w:lang w:val="pt-BR"/>
-        </w:rPr>
-        <w:t>].</w:t>
+        <w:t xml:space="preserve">{{thuongtru1}}</w:t>
+      </w:r>
+      <w:r>
+        <w:rPr>
+          <w:lang w:val="pt-BR"/>
+        </w:rPr>
+        <w:t/>
+      </w:r>
+      <w:r>
+        <w:rPr>
+          <w:lang w:val="pt-BR"/>
+        </w:rPr>
+        <w:t xml:space="preserve">: {{diachi1}}</w:t>
+      </w:r>
+      <w:r>
+        <w:rPr>
+          <w:lang w:val="pt-BR"/>
+        </w:rPr>
+        <w:t/>
+      </w:r>
+      <w:r>
+        <w:rPr>
+          <w:lang w:val="pt-BR"/>
+        </w:rPr>
+        <w:t>.</w:t>
       </w:r>
     </w:p>
     <w:p>
@@ -415,19 +465,19 @@
         <w:rPr>
           <w:bCs/>
         </w:rPr>
-        <w:t xml:space="preserve">[Tên </w:t>
+        <w:t xml:space="preserve">{{ten2}}</w:t>
       </w:r>
       <w:r>
         <w:rPr>
           <w:bCs/>
         </w:rPr>
-        <w:t>2</w:t>
+        <w:t/>
       </w:r>
       <w:r>
         <w:rPr>
           <w:bCs/>
         </w:rPr>
-        <w:t>].</w:t>
+        <w:t>.</w:t>
       </w:r>
       <w:r>
         <w:rPr>
@@ -459,14 +509,14 @@
           <w:b/>
           <w:lang w:val="pt-BR"/>
         </w:rPr>
-        <w:t>[Tên 2];</w:t>
+        <w:t>{{ten2}};</w:t>
       </w:r>
       <w:r>
         <w:rPr>
           <w:lang w:val="pt-BR"/>
         </w:rPr>
         <w:tab/>
-        <w:t>Sinh ngày: [Năm sinh 2];</w:t>
+        <w:t>Sinh ngày: {{namsinh2}};</w:t>
       </w:r>
     </w:p>
     <w:p>
@@ -481,7 +531,7 @@
         <w:rPr>
           <w:lang w:val="pt-BR"/>
         </w:rPr>
-        <w:t>[Loại CC 2] số: [CCCD 2] do [Nơi cấp CC 2] cấp ngày [Ngày cấp 2];</w:t>
+        <w:t>{{loaicc2}} số: {{cccd2}} do {{noicapcc2}} cấp ngày {{ngaycap2}};</w:t>
       </w:r>
     </w:p>
     <w:p>
@@ -496,7 +546,7 @@
         <w:rPr>
           <w:lang w:val="pt-BR"/>
         </w:rPr>
-        <w:t>[Thường trú 2]: [Địa chỉ 2].</w:t>
+        <w:t>{{thuongtru2}}: {{diachi2}}.</w:t>
       </w:r>
     </w:p>
     <w:p>
@@ -531,7 +581,7 @@
           <w:b/>
           <w:bCs/>
         </w:rPr>
-        <w:t>[Tên 1]</w:t>
+        <w:t>{{ten1}}</w:t>
       </w:r>
       <w:r>
         <w:rPr>
@@ -564,14 +614,14 @@
           <w:b/>
           <w:lang w:val="pt-BR"/>
         </w:rPr>
-        <w:t>[Tên 3];</w:t>
+        <w:t>{{ten3}};</w:t>
       </w:r>
       <w:r>
         <w:rPr>
           <w:lang w:val="pt-BR"/>
         </w:rPr>
         <w:tab/>
-        <w:t>Sinh ngày: [Năm sinh 3];</w:t>
+        <w:t>Sinh ngày: {{namsinh3}};</w:t>
       </w:r>
     </w:p>
     <w:p>
@@ -586,13 +636,13 @@
         <w:rPr>
           <w:lang w:val="pt-BR"/>
         </w:rPr>
-        <w:t>[</w:t>
-      </w:r>
-      <w:r>
-        <w:rPr>
-          <w:lang w:val="pt-BR"/>
-        </w:rPr>
-        <w:t>Loại CC 3] số: [CCCD 3] do [Nơi cấp CC 3] cấp ngày [Ngày cấp 3];</w:t>
+        <w:t>{{loaicc3}}</w:t>
+      </w:r>
+      <w:r>
+        <w:rPr>
+          <w:lang w:val="pt-BR"/>
+        </w:rPr>
+        <w:t> số: {{cccd3}} do {{noicapcc3}} cấp ngày {{ngaycap3}};</w:t>
       </w:r>
     </w:p>
     <w:p>
@@ -607,7 +657,7 @@
         <w:rPr>
           <w:lang w:val="pt-BR"/>
         </w:rPr>
-        <w:t>[Thường trú 3]: [Địa chỉ 3].</w:t>
+        <w:t>{{thuongtru3}}: {{diachi3}}.</w:t>
       </w:r>
     </w:p>
     <w:p>
@@ -628,7 +678,7 @@
         <w:rPr>
           <w:bCs/>
         </w:rPr>
-        <w:t>[Tên 1]</w:t>
+        <w:t>{{ten1}}</w:t>
       </w:r>
       <w:r>
         <w:rPr>
@@ -640,7 +690,7 @@
         <w:rPr>
           <w:lang w:val="pt-BR"/>
         </w:rPr>
-        <w:t>[Tên 2].</w:t>
+        <w:t>{{ten2}}.</w:t>
       </w:r>
     </w:p>
     <w:p>
@@ -666,14 +716,14 @@
           <w:b/>
           <w:lang w:val="pt-BR"/>
         </w:rPr>
-        <w:t>[Tên 4];</w:t>
+        <w:t>{{ten4}};</w:t>
       </w:r>
       <w:r>
         <w:rPr>
           <w:lang w:val="pt-BR"/>
         </w:rPr>
         <w:tab/>
-        <w:t>Sinh ngày: [Năm sinh 4];</w:t>
+        <w:t>Sinh ngày: {{namsinh4}};</w:t>
       </w:r>
     </w:p>
     <w:p>
@@ -688,7 +738,7 @@
         <w:rPr>
           <w:lang w:val="pt-BR"/>
         </w:rPr>
-        <w:t>[Loại CC 4] số: [CCCD 4] do [Nơi cấp CC 4] cấp ngày [Ngày cấp 4];</w:t>
+        <w:t>{{loaicc4}} số: {{cccd4}} do {{noicapcc4}} cấp ngày {{ngaycap4}};</w:t>
       </w:r>
     </w:p>
     <w:p>
@@ -703,13 +753,13 @@
         <w:rPr>
           <w:lang w:val="pt-BR"/>
         </w:rPr>
-        <w:t>[Thường trú 4]: [</w:t>
-      </w:r>
-      <w:r>
-        <w:rPr>
-          <w:lang w:val="pt-BR"/>
-        </w:rPr>
-        <w:t>Địa chỉ 4].</w:t>
+        <w:t>{{thuongtru4}}: {{diachi4}}</w:t>
+      </w:r>
+      <w:r>
+        <w:rPr>
+          <w:lang w:val="pt-BR"/>
+        </w:rPr>
+        <w:t>.</w:t>
       </w:r>
     </w:p>
     <w:p>
@@ -730,7 +780,7 @@
         <w:rPr>
           <w:bCs/>
         </w:rPr>
-        <w:t>[Tên 1]</w:t>
+        <w:t>{{ten1}}</w:t>
       </w:r>
       <w:r>
         <w:rPr>
@@ -742,7 +792,7 @@
         <w:rPr>
           <w:lang w:val="pt-BR"/>
         </w:rPr>
-        <w:t>[Tên 2].</w:t>
+        <w:t>{{ten2}}.</w:t>
       </w:r>
     </w:p>
     <w:p>
@@ -768,14 +818,14 @@
           <w:b/>
           <w:lang w:val="pt-BR"/>
         </w:rPr>
-        <w:t>[Tên 5];</w:t>
+        <w:t>{{ten5}};</w:t>
       </w:r>
       <w:r>
         <w:rPr>
           <w:lang w:val="pt-BR"/>
         </w:rPr>
         <w:tab/>
-        <w:t>Sinh ngày: [Năm sinh 5];</w:t>
+        <w:t>Sinh ngày: {{namsinh5}};</w:t>
       </w:r>
     </w:p>
     <w:p>
@@ -790,7 +840,7 @@
         <w:rPr>
           <w:lang w:val="pt-BR"/>
         </w:rPr>
-        <w:t>[Loại CC 5] số: [CCCD 5] do [Nơi cấp CC 5] cấp ngày [Ngày cấp 5];</w:t>
+        <w:t>{{loaicc5}} số: {{cccd5}} do {{noicapcc5}} cấp ngày {{ngaycap5}};</w:t>
       </w:r>
     </w:p>
     <w:p>
@@ -805,13 +855,13 @@
         <w:rPr>
           <w:lang w:val="pt-BR"/>
         </w:rPr>
-        <w:t>[</w:t>
-      </w:r>
-      <w:r>
-        <w:rPr>
-          <w:lang w:val="pt-BR"/>
-        </w:rPr>
-        <w:t>Thường trú 5]: [Địa chỉ 5].</w:t>
+        <w:t>{{thuongtru5}}</w:t>
+      </w:r>
+      <w:r>
+        <w:rPr>
+          <w:lang w:val="pt-BR"/>
+        </w:rPr>
+        <w:t>: {{diachi5}}.</w:t>
       </w:r>
     </w:p>
     <w:p>
@@ -832,7 +882,7 @@
         <w:rPr>
           <w:bCs/>
         </w:rPr>
-        <w:t>[Tên 1]</w:t>
+        <w:t>{{ten1}}</w:t>
       </w:r>
       <w:r>
         <w:rPr>
@@ -844,7 +894,7 @@
         <w:rPr>
           <w:lang w:val="pt-BR"/>
         </w:rPr>
-        <w:t>[Tên 2].</w:t>
+        <w:t>{{ten2}}.</w:t>
       </w:r>
     </w:p>
     <w:p>
@@ -870,14 +920,14 @@
           <w:b/>
           <w:lang w:val="pt-BR"/>
         </w:rPr>
-        <w:t>[Tên 6];</w:t>
+        <w:t>{{ten6}};</w:t>
       </w:r>
       <w:r>
         <w:rPr>
           <w:lang w:val="pt-BR"/>
         </w:rPr>
         <w:tab/>
-        <w:t>Sinh ngày: [Năm sinh 6];</w:t>
+        <w:t>Sinh ngày: {{namsinh6}};</w:t>
       </w:r>
     </w:p>
     <w:p>
@@ -892,7 +942,7 @@
         <w:rPr>
           <w:lang w:val="pt-BR"/>
         </w:rPr>
-        <w:t>[Loại CC 6] số: [CCCD 6] do [Nơi cấp CC 6] cấp ngày [Ngày cấp 6];</w:t>
+        <w:t>{{loaicc6}} số: {{cccd6}} do {{noicapcc6}} cấp ngày {{ngaycap6}};</w:t>
       </w:r>
     </w:p>
     <w:p>
@@ -907,7 +957,7 @@
         <w:rPr>
           <w:lang w:val="pt-BR"/>
         </w:rPr>
-        <w:t>[Thường trú 6]: [Địa chỉ 6].</w:t>
+        <w:t>{{thuongtru6}}: {{diachi6}}.</w:t>
       </w:r>
     </w:p>
     <w:p>
@@ -935,7 +985,7 @@
         <w:rPr>
           <w:bCs/>
         </w:rPr>
-        <w:t>[Tên 1]</w:t>
+        <w:t>{{ten1}}</w:t>
       </w:r>
       <w:r>
         <w:rPr>
@@ -947,7 +997,7 @@
         <w:rPr>
           <w:lang w:val="pt-BR"/>
         </w:rPr>
-        <w:t>[Tên 2].</w:t>
+        <w:t>{{ten2}}.</w:t>
       </w:r>
     </w:p>
     <w:p>
@@ -973,14 +1023,14 @@
           <w:b/>
           <w:lang w:val="pt-BR"/>
         </w:rPr>
-        <w:t>[Tên 7];</w:t>
+        <w:t>{{ten7}};</w:t>
       </w:r>
       <w:r>
         <w:rPr>
           <w:lang w:val="pt-BR"/>
         </w:rPr>
         <w:tab/>
-        <w:t>Sinh ngày: [Năm sinh 7];</w:t>
+        <w:t>Sinh ngày: {{namsinh7}};</w:t>
       </w:r>
     </w:p>
     <w:p>
@@ -995,7 +1045,7 @@
         <w:rPr>
           <w:lang w:val="pt-BR"/>
         </w:rPr>
-        <w:t>[Loại CC 7] số: [CCCD 7] do [Nơi cấp CC 7] cấp ngày [Ngày cấp 7];</w:t>
+        <w:t>{{loaicc7}} số: {{cccd7}} do {{noicapcc7}} cấp ngày {{ngaycap7}};</w:t>
       </w:r>
     </w:p>
     <w:p>
@@ -1010,13 +1060,13 @@
         <w:rPr>
           <w:lang w:val="pt-BR"/>
         </w:rPr>
-        <w:t>[Thường trú 7]: [</w:t>
-      </w:r>
-      <w:r>
-        <w:rPr>
-          <w:lang w:val="pt-BR"/>
-        </w:rPr>
-        <w:t>Địa chỉ 7].</w:t>
+        <w:t>{{thuongtru7}}: {{diachi7}}</w:t>
+      </w:r>
+      <w:r>
+        <w:rPr>
+          <w:lang w:val="pt-BR"/>
+        </w:rPr>
+        <w:t>.</w:t>
       </w:r>
     </w:p>
     <w:p>
@@ -1037,7 +1087,7 @@
         <w:rPr>
           <w:bCs/>
         </w:rPr>
-        <w:t>[Tên 1]</w:t>
+        <w:t>{{ten1}}</w:t>
       </w:r>
       <w:r>
         <w:rPr>
@@ -1049,7 +1099,7 @@
         <w:rPr>
           <w:lang w:val="pt-BR"/>
         </w:rPr>
-        <w:t>[Tên 2].</w:t>
+        <w:t>{{ten2}}.</w:t>
       </w:r>
     </w:p>
     <w:p>
@@ -1075,14 +1125,14 @@
           <w:b/>
           <w:lang w:val="pt-BR"/>
         </w:rPr>
-        <w:t>[Tên 8];</w:t>
+        <w:t>{{ten8}};</w:t>
       </w:r>
       <w:r>
         <w:rPr>
           <w:lang w:val="pt-BR"/>
         </w:rPr>
         <w:tab/>
-        <w:t>Sinh ngày: [Năm sinh 8];</w:t>
+        <w:t>Sinh ngày: {{namsinh8}};</w:t>
       </w:r>
     </w:p>
     <w:p>
@@ -1097,7 +1147,7 @@
         <w:rPr>
           <w:lang w:val="pt-BR"/>
         </w:rPr>
-        <w:t>[Loại CC 8] số: [CCCD 8] do [Nơi cấp CC 8] cấp ngày [Ngày cấp 8];</w:t>
+        <w:t>{{loaicc8}} số: {{cccd8}} do {{noicapcc8}} cấp ngày {{ngaycap8}};</w:t>
       </w:r>
     </w:p>
     <w:p>
@@ -1113,13 +1163,13 @@
           <w:lang w:val="pt-BR"/>
         </w:rPr>
         <w:lastRenderedPageBreak/>
-        <w:t>[</w:t>
-      </w:r>
-      <w:r>
-        <w:rPr>
-          <w:lang w:val="pt-BR"/>
-        </w:rPr>
-        <w:t>Thường trú 8]: [Địa chỉ 8].</w:t>
+        <w:t>{{thuongtru8}}</w:t>
+      </w:r>
+      <w:r>
+        <w:rPr>
+          <w:lang w:val="pt-BR"/>
+        </w:rPr>
+        <w:t>: {{diachi8}}.</w:t>
       </w:r>
     </w:p>
     <w:p>
@@ -1140,7 +1190,7 @@
         <w:rPr>
           <w:bCs/>
         </w:rPr>
-        <w:t>[Tên 1]</w:t>
+        <w:t>{{ten1}}</w:t>
       </w:r>
       <w:r>
         <w:rPr>
@@ -1152,7 +1202,7 @@
         <w:rPr>
           <w:lang w:val="pt-BR"/>
         </w:rPr>
-        <w:t>[Tên 2].</w:t>
+        <w:t>{{ten2}}.</w:t>
       </w:r>
     </w:p>
     <w:p>
@@ -1178,14 +1228,14 @@
           <w:b/>
           <w:lang w:val="pt-BR"/>
         </w:rPr>
-        <w:t>[Tên 9];</w:t>
+        <w:t>{{ten9}};</w:t>
       </w:r>
       <w:r>
         <w:rPr>
           <w:lang w:val="pt-BR"/>
         </w:rPr>
         <w:tab/>
-        <w:t>Sinh ngày: [Năm sinh 9];</w:t>
+        <w:t>Sinh ngày: {{namsinh9}};</w:t>
       </w:r>
     </w:p>
     <w:p>
@@ -1200,7 +1250,7 @@
         <w:rPr>
           <w:lang w:val="pt-BR"/>
         </w:rPr>
-        <w:t>[Loại CC 9] số: [CCCD 9] do [Nơi cấp CC 9] cấp ngày [Ngày cấp 9];</w:t>
+        <w:t>{{loaicc9}} số: {{cccd9}} do {{noicapcc9}} cấp ngày {{ngaycap9}};</w:t>
       </w:r>
     </w:p>
     <w:p>
@@ -1215,13 +1265,13 @@
         <w:rPr>
           <w:lang w:val="pt-BR"/>
         </w:rPr>
-        <w:t xml:space="preserve">[Thường </w:t>
-      </w:r>
-      <w:r>
-        <w:rPr>
-          <w:lang w:val="pt-BR"/>
-        </w:rPr>
-        <w:t>trú 9]: [Địa chỉ 9].</w:t>
+        <w:t xml:space="preserve">{{thuongtru9}}</w:t>
+      </w:r>
+      <w:r>
+        <w:rPr>
+          <w:lang w:val="pt-BR"/>
+        </w:rPr>
+        <w:t>: {{diachi9}}.</w:t>
       </w:r>
     </w:p>
     <w:p>
@@ -1242,7 +1292,7 @@
         <w:rPr>
           <w:bCs/>
         </w:rPr>
-        <w:t>[Tên 1]</w:t>
+        <w:t>{{ten1}}</w:t>
       </w:r>
       <w:r>
         <w:rPr>
@@ -1254,7 +1304,7 @@
         <w:rPr>
           <w:lang w:val="pt-BR"/>
         </w:rPr>
-        <w:t>[Tên 2].</w:t>
+        <w:t>{{ten2}}.</w:t>
       </w:r>
     </w:p>
     <w:p>
@@ -1280,14 +1330,14 @@
           <w:b/>
           <w:lang w:val="pt-BR"/>
         </w:rPr>
-        <w:t>[Tên 10];</w:t>
+        <w:t>{{ten10}};</w:t>
       </w:r>
       <w:r>
         <w:rPr>
           <w:lang w:val="pt-BR"/>
         </w:rPr>
         <w:tab/>
-        <w:t>Sinh ngày: [Năm sinh 10];</w:t>
+        <w:t>Sinh ngày: {{namsinh10}};</w:t>
       </w:r>
     </w:p>
     <w:p>
@@ -1302,7 +1352,7 @@
         <w:rPr>
           <w:lang w:val="pt-BR"/>
         </w:rPr>
-        <w:t>[Loại CC 10] số: [CCCD 10] do [Nơi cấp CC 10] cấp ngày [Ngày cấp 10];</w:t>
+        <w:t>{{loaicc10}} số: {{cccd10}} do {{noicapcc10}} cấp ngày {{ngaycap10}};</w:t>
       </w:r>
     </w:p>
     <w:p>
@@ -1317,13 +1367,13 @@
         <w:rPr>
           <w:lang w:val="pt-BR"/>
         </w:rPr>
-        <w:t>[</w:t>
-      </w:r>
-      <w:r>
-        <w:rPr>
-          <w:lang w:val="pt-BR"/>
-        </w:rPr>
-        <w:t>Thường trú 10]: [Địa chỉ 10].</w:t>
+        <w:t>{{thuongtru10}}</w:t>
+      </w:r>
+      <w:r>
+        <w:rPr>
+          <w:lang w:val="pt-BR"/>
+        </w:rPr>
+        <w:t>: {{diachi10}}.</w:t>
       </w:r>
     </w:p>
     <w:p>
@@ -1344,7 +1394,7 @@
         <w:rPr>
           <w:bCs/>
         </w:rPr>
-        <w:t>[Tên 1]</w:t>
+        <w:t>{{ten1}}</w:t>
       </w:r>
       <w:r>
         <w:rPr>
@@ -1356,7 +1406,7 @@
         <w:rPr>
           <w:lang w:val="pt-BR"/>
         </w:rPr>
-        <w:t>[Tên 2].</w:t>
+        <w:t>{{ten2}}.</w:t>
       </w:r>
     </w:p>
     <w:bookmarkEnd w:id="2"/>
@@ -1381,13 +1431,13 @@
           <w:b/>
           <w:lang w:val="pt-BR"/>
         </w:rPr>
-        <w:t>[Tên 1]</w:t>
-      </w:r>
-      <w:r>
-        <w:rPr>
-          <w:lang w:val="pt-BR"/>
-        </w:rPr>
-        <w:t xml:space="preserve">; Sinh năm: [Năm sinh 1]; chết </w:t>
+        <w:t>{{ten1}}</w:t>
+      </w:r>
+      <w:r>
+        <w:rPr>
+          <w:lang w:val="pt-BR"/>
+        </w:rPr>
+        <w:t xml:space="preserve">; Sinh năm: {{namsinh1}}; chết </w:t>
       </w:r>
       <w:r>
         <w:rPr>
@@ -1399,31 +1449,31 @@
         <w:rPr>
           <w:bCs/>
         </w:rPr>
-        <w:t>[Năm chết]</w:t>
-      </w:r>
-      <w:r>
-        <w:rPr>
-          <w:lang w:val="pt-BR"/>
-        </w:rPr>
-        <w:t xml:space="preserve"> theo Trích lục khai tử (Bản sao) số [CCCD 1] do Ủy ban nhân dân xã [Niêm Yết], tỉnh Ninh Bình ký ngày </w:t>
+        <w:t>{{namchet1}}</w:t>
+      </w:r>
+      <w:r>
+        <w:rPr>
+          <w:lang w:val="pt-BR"/>
+        </w:rPr>
+        <w:t xml:space="preserve"> theo Trích lục khai tử (Bản sao) số {{cccd1}} do Ủy ban nhân dân xã {{niemyet}}, tỉnh Ninh Bình ký ngày </w:t>
       </w:r>
       <w:r>
         <w:rPr>
           <w:bCs/>
         </w:rPr>
-        <w:t>[Ngày cấp 1]</w:t>
-      </w:r>
-      <w:r>
-        <w:rPr>
-          <w:lang w:val="pt-BR"/>
-        </w:rPr>
-        <w:t>. Nơi chết: [Địa chỉ 1</w:t>
-      </w:r>
-      <w:r>
-        <w:rPr>
-          <w:lang w:val="pt-BR"/>
-        </w:rPr>
-        <w:t xml:space="preserve">]. </w:t>
+        <w:t>{{ngaycap1}}</w:t>
+      </w:r>
+      <w:r>
+        <w:rPr>
+          <w:lang w:val="pt-BR"/>
+        </w:rPr>
+        <w:t>. Nơi chết: {{diachi1}}</w:t>
+      </w:r>
+      <w:r>
+        <w:rPr>
+          <w:lang w:val="pt-BR"/>
+        </w:rPr>
+        <w:t xml:space="preserve">. </w:t>
       </w:r>
     </w:p>
     <w:p>
@@ -1447,13 +1497,13 @@
           <w:b/>
           <w:lang w:val="pt-BR"/>
         </w:rPr>
-        <w:t>[Tên 2]</w:t>
-      </w:r>
-      <w:r>
-        <w:rPr>
-          <w:lang w:val="pt-BR"/>
-        </w:rPr>
-        <w:t xml:space="preserve">; Sinh năm: [Năm sinh 2]; chết </w:t>
+        <w:t>{{ten2}}</w:t>
+      </w:r>
+      <w:r>
+        <w:rPr>
+          <w:lang w:val="pt-BR"/>
+        </w:rPr>
+        <w:t xml:space="preserve">; Sinh năm: {{namsinh2}}; chết </w:t>
       </w:r>
       <w:r>
         <w:rPr>
@@ -1465,25 +1515,25 @@
         <w:rPr>
           <w:bCs/>
         </w:rPr>
-        <w:t xml:space="preserve">[Năm chết 2] </w:t>
-      </w:r>
-      <w:r>
-        <w:rPr>
-          <w:lang w:val="pt-BR"/>
-        </w:rPr>
-        <w:t xml:space="preserve">theo Trích lục khai tử (Bản sao) số [CCCD 2] do Ủy ban nhân dân xã [Niêm Yết], tỉnh Ninh Bình ký ngày </w:t>
-      </w:r>
-      <w:r>
-        <w:rPr>
-          <w:lang w:val="pt-BR"/>
-        </w:rPr>
-        <w:t>[Ngày cấp 2]</w:t>
-      </w:r>
-      <w:r>
-        <w:rPr>
-          <w:lang w:val="pt-BR"/>
-        </w:rPr>
-        <w:t>. Nơi chết: [Địa chỉ 2].</w:t>
+        <w:t xml:space="preserve">{{namchet2}} </w:t>
+      </w:r>
+      <w:r>
+        <w:rPr>
+          <w:lang w:val="pt-BR"/>
+        </w:rPr>
+        <w:t xml:space="preserve">theo Trích lục khai tử (Bản sao) số {{cccd2}} do Ủy ban nhân dân xã {{niemyet}}, tỉnh Ninh Bình ký ngày </w:t>
+      </w:r>
+      <w:r>
+        <w:rPr>
+          <w:lang w:val="pt-BR"/>
+        </w:rPr>
+        <w:t>{{ngaycap2}}</w:t>
+      </w:r>
+      <w:r>
+        <w:rPr>
+          <w:lang w:val="pt-BR"/>
+        </w:rPr>
+        <w:t>. Nơi chết: {{diachi2}}.</w:t>
       </w:r>
     </w:p>
     <w:p>
@@ -1504,7 +1554,7 @@
           <w:b/>
           <w:bCs/>
         </w:rPr>
-        <w:t xml:space="preserve">[Tên 1] </w:t>
+        <w:t xml:space="preserve">{{ten1}} </w:t>
       </w:r>
       <w:r>
         <w:rPr>
@@ -1524,7 +1574,7 @@
           <w:b/>
           <w:lang w:val="pt-BR"/>
         </w:rPr>
-        <w:t>[Tên 2]</w:t>
+        <w:t>{{ten2}}</w:t>
       </w:r>
       <w:bookmarkEnd w:id="3"/>
       <w:r>
@@ -1553,13 +1603,13 @@
         <w:rPr>
           <w:bCs/>
         </w:rPr>
-        <w:t xml:space="preserve">[Tên 1] và bà </w:t>
-      </w:r>
-      <w:r>
-        <w:rPr>
-          <w:lang w:val="pt-BR"/>
-        </w:rPr>
-        <w:t>[Tên 2]</w:t>
+        <w:t xml:space="preserve">{{ten1}} và bà </w:t>
+      </w:r>
+      <w:r>
+        <w:rPr>
+          <w:lang w:val="pt-BR"/>
+        </w:rPr>
+        <w:t>{{ten2}}</w:t>
       </w:r>
       <w:r>
         <w:t xml:space="preserve"> đã chết từ lâu, chết trước khi </w:t>
@@ -1571,13 +1621,13 @@
         <w:rPr>
           <w:bCs/>
         </w:rPr>
-        <w:t xml:space="preserve">[Tên 1] và bà </w:t>
-      </w:r>
-      <w:r>
-        <w:rPr>
-          <w:lang w:val="pt-BR"/>
-        </w:rPr>
-        <w:t>[Tên 2]</w:t>
+        <w:t xml:space="preserve">{{ten1}} và bà </w:t>
+      </w:r>
+      <w:r>
+        <w:rPr>
+          <w:lang w:val="pt-BR"/>
+        </w:rPr>
+        <w:t>{{ten2}}</w:t>
       </w:r>
       <w:r>
         <w:t xml:space="preserve"> chết.</w:t>
@@ -1602,13 +1652,13 @@
         <w:rPr>
           <w:bCs/>
         </w:rPr>
-        <w:t xml:space="preserve">[Tên 1] và bà </w:t>
-      </w:r>
-      <w:r>
-        <w:rPr>
-          <w:lang w:val="pt-BR"/>
-        </w:rPr>
-        <w:t>[Tên 2]</w:t>
+        <w:t xml:space="preserve">{{ten1}} và bà </w:t>
+      </w:r>
+      <w:r>
+        <w:rPr>
+          <w:lang w:val="pt-BR"/>
+        </w:rPr>
+        <w:t>{{ten2}}</w:t>
       </w:r>
       <w:r>
         <w:t xml:space="preserve"> đã chết từ lâu, chết trước khi ông </w:t>
@@ -1617,13 +1667,13 @@
         <w:rPr>
           <w:bCs/>
         </w:rPr>
-        <w:t xml:space="preserve">[Tên 1] và bà </w:t>
-      </w:r>
-      <w:r>
-        <w:rPr>
-          <w:lang w:val="pt-BR"/>
-        </w:rPr>
-        <w:t>[Tên 2]</w:t>
+        <w:t xml:space="preserve">{{ten1}} và bà </w:t>
+      </w:r>
+      <w:r>
+        <w:rPr>
+          <w:lang w:val="pt-BR"/>
+        </w:rPr>
+        <w:t>{{ten2}}</w:t>
       </w:r>
       <w:r>
         <w:t xml:space="preserve"> chết.</w:t>
@@ -1636,19 +1686,19 @@
         <w:jc w:val="both"/>
       </w:pPr>
       <w:r>
-        <w:t xml:space="preserve">Khi còn sống, ông [Tên 1] và bà [Tên 2] là vợ chồng. Ông </w:t>
+        <w:t xml:space="preserve">Khi còn sống, ông {{ten1}} và bà {{ten2}} là vợ chồng. Ông </w:t>
       </w:r>
       <w:r>
         <w:rPr>
           <w:bCs/>
         </w:rPr>
-        <w:t xml:space="preserve">[Tên 1] và bà </w:t>
-      </w:r>
-      <w:r>
-        <w:rPr>
-          <w:lang w:val="pt-BR"/>
-        </w:rPr>
-        <w:t xml:space="preserve">[Tên 2] có </w:t>
+        <w:t xml:space="preserve">{{ten1}} và bà </w:t>
+      </w:r>
+      <w:r>
+        <w:rPr>
+          <w:lang w:val="pt-BR"/>
+        </w:rPr>
+        <w:t xml:space="preserve">{{ten2}} có </w:t>
       </w:r>
       <w:r>
         <w:rPr>
@@ -1687,21 +1737,21 @@
           <w:b/>
           <w:lang w:val="pt-BR"/>
         </w:rPr>
-        <w:t xml:space="preserve">[Tên </w:t>
-      </w:r>
-      <w:r>
-        <w:rPr>
-          <w:b/>
-          <w:lang w:val="pt-BR"/>
-        </w:rPr>
-        <w:t>1</w:t>
-      </w:r>
-      <w:r>
-        <w:rPr>
-          <w:b/>
-          <w:lang w:val="pt-BR"/>
-        </w:rPr>
-        <w:t>];</w:t>
+        <w:t xml:space="preserve">{{ten1}}</w:t>
+      </w:r>
+      <w:r>
+        <w:rPr>
+          <w:b/>
+          <w:lang w:val="pt-BR"/>
+        </w:rPr>
+        <w:t/>
+      </w:r>
+      <w:r>
+        <w:rPr>
+          <w:b/>
+          <w:lang w:val="pt-BR"/>
+        </w:rPr>
+        <w:t>;</w:t>
       </w:r>
       <w:r>
         <w:rPr>
@@ -1733,7 +1783,7 @@
           <w:b/>
           <w:lang w:val="pt-BR"/>
         </w:rPr>
-        <w:t>[Tên 2];</w:t>
+        <w:t>{{ten2}};</w:t>
       </w:r>
     </w:p>
     <w:p>
@@ -1759,7 +1809,7 @@
           <w:b/>
           <w:lang w:val="pt-BR"/>
         </w:rPr>
-        <w:t>[Tên 3];</w:t>
+        <w:t>{{ten3}};</w:t>
       </w:r>
     </w:p>
     <w:p>
@@ -1785,7 +1835,7 @@
           <w:b/>
           <w:lang w:val="pt-BR"/>
         </w:rPr>
-        <w:t>[Tên 4];</w:t>
+        <w:t>{{ten4}};</w:t>
       </w:r>
     </w:p>
     <w:p>
@@ -1811,7 +1861,7 @@
           <w:b/>
           <w:lang w:val="pt-BR"/>
         </w:rPr>
-        <w:t>[Tên 5];</w:t>
+        <w:t>{{ten5}};</w:t>
       </w:r>
     </w:p>
     <w:p>
@@ -1838,7 +1888,7 @@
           <w:b/>
           <w:lang w:val="pt-BR"/>
         </w:rPr>
-        <w:t>[Tên 6];</w:t>
+        <w:t>{{ten6}};</w:t>
       </w:r>
     </w:p>
     <w:p>
@@ -1864,7 +1914,7 @@
           <w:b/>
           <w:lang w:val="pt-BR"/>
         </w:rPr>
-        <w:t>[Tên 7];</w:t>
+        <w:t>{{ten7}};</w:t>
       </w:r>
     </w:p>
     <w:p>
@@ -1890,7 +1940,7 @@
           <w:b/>
           <w:lang w:val="pt-BR"/>
         </w:rPr>
-        <w:t>[Tên 8];</w:t>
+        <w:t>{{ten8}};</w:t>
       </w:r>
     </w:p>
     <w:p>
@@ -1916,7 +1966,7 @@
           <w:b/>
           <w:lang w:val="pt-BR"/>
         </w:rPr>
-        <w:t>[Tên 9];</w:t>
+        <w:t>{{ten9}};</w:t>
       </w:r>
     </w:p>
     <w:p>
@@ -1939,7 +1989,7 @@
           <w:b/>
           <w:lang w:val="pt-BR"/>
         </w:rPr>
-        <w:t>[Tên 10];</w:t>
+        <w:t>{{ten10}};</w:t>
       </w:r>
     </w:p>
     <w:p>
@@ -1964,13 +2014,13 @@
         <w:rPr>
           <w:bCs/>
         </w:rPr>
-        <w:t xml:space="preserve">[Tên 1] và bà </w:t>
-      </w:r>
-      <w:r>
-        <w:rPr>
-          <w:lang w:val="pt-BR"/>
-        </w:rPr>
-        <w:t>[Tên 2]</w:t>
+        <w:t xml:space="preserve">{{ten1}} và bà </w:t>
+      </w:r>
+      <w:r>
+        <w:rPr>
+          <w:lang w:val="pt-BR"/>
+        </w:rPr>
+        <w:t>{{ten2}}</w:t>
       </w:r>
       <w:r>
         <w:t xml:space="preserve"> không </w:t>
@@ -1997,7 +2047,7 @@
         <w:t xml:space="preserve">con đẻ, </w:t>
       </w:r>
       <w:r>
-        <w:t>con nuôi nào khác. Đến nay, UBND xã [Niêm Yết] không nhận được khiếu nại tố cáo nào.</w:t>
+        <w:t>con nuôi nào khác. Đến nay, UBND xã {{niemyet}} không nhận được khiếu nại tố cáo nào.</w:t>
       </w:r>
     </w:p>
     <w:p>
@@ -2019,13 +2069,13 @@
         <w:rPr>
           <w:bCs/>
         </w:rPr>
-        <w:t xml:space="preserve">[Tên 1] và bà </w:t>
-      </w:r>
-      <w:r>
-        <w:rPr>
-          <w:lang w:val="pt-BR"/>
-        </w:rPr>
-        <w:t>[Tên 2]</w:t>
+        <w:t xml:space="preserve">{{ten1}} và bà </w:t>
+      </w:r>
+      <w:r>
+        <w:rPr>
+          <w:lang w:val="pt-BR"/>
+        </w:rPr>
+        <w:t>{{ten2}}</w:t>
       </w:r>
       <w:r>
         <w:t xml:space="preserve"> đã mất để lại như sau:</w:t>
@@ -2058,14 +2108,14 @@
           <w:b/>
           <w:bCs/>
         </w:rPr>
-        <w:t xml:space="preserve">[Tên 1] và bà </w:t>
-      </w:r>
-      <w:r>
-        <w:rPr>
-          <w:b/>
-          <w:lang w:val="pt-BR"/>
-        </w:rPr>
-        <w:t>[Tên 2]</w:t>
+        <w:t xml:space="preserve">{{ten1}} và bà </w:t>
+      </w:r>
+      <w:r>
+        <w:rPr>
+          <w:b/>
+          <w:lang w:val="pt-BR"/>
+        </w:rPr>
+        <w:t>{{ten2}}</w:t>
       </w:r>
       <w:r>
         <w:rPr>
@@ -2099,13 +2149,13 @@
         <w:rPr>
           <w:bCs/>
         </w:rPr>
-        <w:t xml:space="preserve">[Tên 1] và bà </w:t>
-      </w:r>
-      <w:r>
-        <w:rPr>
-          <w:lang w:val="pt-BR"/>
-        </w:rPr>
-        <w:t>[Tên 2]</w:t>
+        <w:t xml:space="preserve">{{ten1}} và bà </w:t>
+      </w:r>
+      <w:r>
+        <w:rPr>
+          <w:lang w:val="pt-BR"/>
+        </w:rPr>
+        <w:t>{{ten2}}</w:t>
       </w:r>
       <w:r>
         <w:t xml:space="preserve"> </w:t>
@@ -2130,7 +2180,7 @@
           <w:noProof/>
           <w:color w:val="000000"/>
         </w:rPr>
-        <w:t>[Địa chỉ đất]</w:t>
+        <w:t>{{diachidat1}}</w:t>
       </w:r>
       <w:r>
         <w:rPr>
@@ -2151,7 +2201,7 @@
           <w:color w:val="000000"/>
           <w:lang w:val="nl-NL"/>
         </w:rPr>
-        <w:t>[Loại sổ]</w:t>
+        <w:t>{{loaiso1}}</w:t>
       </w:r>
       <w:r>
         <w:rPr>
@@ -2174,7 +2224,7 @@
           <w:color w:val="000000"/>
           <w:lang w:val="nl-NL"/>
         </w:rPr>
-        <w:t>[Serial]</w:t>
+        <w:t>{{serial1}}</w:t>
       </w:r>
       <w:r>
         <w:rPr>
@@ -2189,7 +2239,7 @@
           <w:color w:val="000000"/>
           <w:lang w:val="nl-NL"/>
         </w:rPr>
-        <w:t>[Số vào sổ]</w:t>
+        <w:t>{{sovaoso1}}</w:t>
       </w:r>
       <w:r>
         <w:rPr>
@@ -2204,7 +2254,7 @@
           <w:color w:val="000000"/>
           <w:lang w:val="nl-NL"/>
         </w:rPr>
-        <w:t>[Cơ quan cấp sổ]</w:t>
+        <w:t>{{coquancapso1}}</w:t>
       </w:r>
       <w:r>
         <w:rPr>
@@ -2219,7 +2269,7 @@
           <w:color w:val="000000"/>
           <w:lang w:val="nl-NL"/>
         </w:rPr>
-        <w:t>[Ngày cấp sổ]</w:t>
+        <w:t>{{ngaycapso1}}</w:t>
       </w:r>
       <w:r>
         <w:rPr>
@@ -2256,7 +2306,7 @@
           <w:color w:val="000000"/>
           <w:lang w:val="nl-NL"/>
         </w:rPr>
-        <w:t>[Số thửa]</w:t>
+        <w:t>{{sothua1}}</w:t>
       </w:r>
       <w:r>
         <w:rPr>
@@ -2271,7 +2321,7 @@
           <w:color w:val="000000"/>
           <w:lang w:val="nl-NL"/>
         </w:rPr>
-        <w:t>[Số tờ]</w:t>
+        <w:t>{{soto1}}</w:t>
       </w:r>
     </w:p>
     <w:p>
@@ -2300,7 +2350,7 @@
           <w:color w:val="000000"/>
           <w:lang w:val="nl-NL"/>
         </w:rPr>
-        <w:t>[Diện tích]</w:t>
+        <w:t>{{dientich1}}</w:t>
       </w:r>
       <w:r>
         <w:rPr>
@@ -2344,7 +2394,7 @@
           <w:color w:val="000000"/>
           <w:lang w:val="nl-NL"/>
         </w:rPr>
-        <w:t>Hình thức sử dụng: [Hình thức sử dụng]</w:t>
+        <w:t>Hình thức sử dụng: {{hinhthucsudung1}}</w:t>
       </w:r>
     </w:p>
     <w:p>
@@ -2369,7 +2419,7 @@
           <w:color w:val="000000"/>
           <w:lang w:val="nl-NL"/>
         </w:rPr>
-        <w:t>ONT: [ONT] m</w:t>
+        <w:t>ONT: {{ont1}} m</w:t>
       </w:r>
       <w:r>
         <w:rPr>
@@ -2384,7 +2434,7 @@
           <w:color w:val="000000"/>
           <w:lang w:val="nl-NL"/>
         </w:rPr>
-        <w:t>; CLN: [CLN] m</w:t>
+        <w:t>; CLN: {{cln1}} m</w:t>
       </w:r>
       <w:r>
         <w:rPr>
@@ -2399,7 +2449,7 @@
           <w:color w:val="000000"/>
           <w:lang w:val="nl-NL"/>
         </w:rPr>
-        <w:t>; NTS: [NTS] m</w:t>
+        <w:t>; NTS: {{nts1}} m</w:t>
       </w:r>
       <w:r>
         <w:rPr>
@@ -2442,7 +2492,7 @@
           <w:color w:val="000000"/>
           <w:lang w:val="nl-NL"/>
         </w:rPr>
-        <w:t>[Thời hạn 1]</w:t>
+        <w:t>{{thoihan1}}</w:t>
       </w:r>
     </w:p>
     <w:p>
@@ -2472,7 +2522,7 @@
           <w:color w:val="000000"/>
           <w:lang w:val="nl-NL"/>
         </w:rPr>
-        <w:t>[Nguồn gốc]</w:t>
+        <w:t>{{nguongoc1}}</w:t>
       </w:r>
       <w:r>
         <w:rPr>
@@ -2506,10 +2556,10 @@
         <w:jc w:val="both"/>
       </w:pPr>
       <w:r>
-        <w:t xml:space="preserve">Chúng tôi gồm: [Tên 2], [Tên 3], [Tên 4], [Tên 5], [Tên 6], [Tên 7], [Tên 8], [Tên 9], [Tên 10] là những người thừa kế theo pháp luật của ông </w:t>
-      </w:r>
-      <w:r>
-        <w:t>[Tên 1] và bà [Tên 2]</w:t>
+        <w:t xml:space="preserve">Chúng tôi gồm: {{ten2}}, {{ten3}}, {{ten4}}, {{ten5}}, {{ten6}}, {{ten7}}, {{ten8}}, {{ten9}}, {{ten10}} là những người thừa kế theo pháp luật của ông </w:t>
+      </w:r>
+      <w:r>
+        <w:t>{{ten1}} và bà {{ten2}}</w:t>
       </w:r>
       <w:r>
         <w:t>. Bằng văn bản này chúng tôi thống nhất phân chia như sau:</w:t>
@@ -2522,10 +2572,10 @@
         <w:jc w:val="both"/>
       </w:pPr>
       <w:r>
-        <w:t xml:space="preserve">Chúng tôi – [Tên 2], [Tên 4], [Tên 5], [Tên 6], [Tên 7], [Tên 8], [Tên 9], [Tên 10] tự nguyện tặng cho toàn bộ quyền hưởng di sản thừa kế của mình được thụ hưởng từ </w:t>
-      </w:r>
-      <w:r>
-        <w:t>ông [Tên 1] và bà [Tên 2]</w:t>
+        <w:t xml:space="preserve">Chúng tôi – {{ten2}}, {{ten4}}, {{ten5}}, {{ten6}}, {{ten7}}, {{ten8}}, {{ten9}}, {{ten10}} tự nguyện tặng cho toàn bộ quyền hưởng di sản thừa kế của mình được thụ hưởng từ </w:t>
+      </w:r>
+      <w:r>
+        <w:t>ông {{ten1}} và bà {{ten2}}</w:t>
       </w:r>
       <w:r>
         <w:t xml:space="preserve"> </w:t>
@@ -2534,7 +2584,7 @@
         <w:t xml:space="preserve">cho </w:t>
       </w:r>
       <w:r>
-        <w:t xml:space="preserve">ông/bà [Tên 3] (có thông tin như nêu trên) - là </w:t>
+        <w:t xml:space="preserve">ông/bà {{ten3}} (có thông tin như nêu trên) - là </w:t>
       </w:r>
       <w:r>
         <w:rPr>
@@ -2546,7 +2596,7 @@
         <w:t xml:space="preserve">của </w:t>
       </w:r>
       <w:r>
-        <w:t>ông [Tên 1] và bà [Tên 2]</w:t>
+        <w:t>ông {{ten1}} và bà {{ten2}}</w:t>
       </w:r>
       <w:r>
         <w:t xml:space="preserve"> được thừa kế sử dụng </w:t>
@@ -2555,7 +2605,7 @@
         <w:t xml:space="preserve">phần di sản mà </w:t>
       </w:r>
       <w:r>
-        <w:t>ông [Tên 1] và bà [Tên 2]</w:t>
+        <w:t>ông {{ten1}} và bà {{ten2}}</w:t>
       </w:r>
       <w:r>
         <w:t xml:space="preserve"> để lại (1/2 quyền sử dụng đất).</w:t>
@@ -2571,13 +2621,13 @@
         <w:t xml:space="preserve">Đồng thời, tôi - </w:t>
       </w:r>
       <w:r>
-        <w:t>[Tên 2]</w:t>
+        <w:t>{{ten2}}</w:t>
       </w:r>
       <w:r>
         <w:t xml:space="preserve"> tự nguyện tặng cho 1/2 quyền sử dụng đất thuộc quyền sử dụng của tôi cho </w:t>
       </w:r>
       <w:r>
-        <w:t xml:space="preserve">ông/bà [Tên 3] - là </w:t>
+        <w:t xml:space="preserve">ông/bà {{ten3}} - là </w:t>
       </w:r>
       <w:r>
         <w:rPr>
@@ -2589,7 +2639,7 @@
         <w:t xml:space="preserve">của </w:t>
       </w:r>
       <w:r>
-        <w:t>ông [Tên 1] và bà [Tên 2]</w:t>
+        <w:t>ông {{ten1}} và bà {{ten2}}</w:t>
       </w:r>
       <w:r>
         <w:t>.</w:t>
@@ -2602,10 +2652,10 @@
         <w:jc w:val="both"/>
       </w:pPr>
       <w:r>
-        <w:t xml:space="preserve">Ông/bà [Tên 3] đồng ý nhận phần di sản của </w:t>
-      </w:r>
-      <w:r>
-        <w:t>ông [Tên 1] và bà [Tên 2]</w:t>
+        <w:t xml:space="preserve">Ông/bà {{ten3}} đồng ý nhận phần di sản của </w:t>
+      </w:r>
+      <w:r>
+        <w:t>ông {{ten1}} và bà {{ten2}}</w:t>
       </w:r>
       <w:r>
         <w:t xml:space="preserve"> để lại </w:t>
@@ -2642,7 +2692,7 @@
         <w:t>Như vậy, ô</w:t>
       </w:r>
       <w:r>
-        <w:t>ng/bà [Tên 3]</w:t>
+        <w:t>ng/bà {{ten3}}</w:t>
       </w:r>
       <w:r>
         <w:t xml:space="preserve"> được toàn quyền sử dụng </w:t>
@@ -2663,7 +2713,7 @@
           <w:color w:val="000000"/>
           <w:lang w:val="nl-NL"/>
         </w:rPr>
-        <w:t>[Diện tích]</w:t>
+        <w:t>{{dientich1}}</w:t>
       </w:r>
       <w:r>
         <w:rPr>
@@ -2680,13 +2730,13 @@
           <w:color w:val="000000"/>
           <w:lang w:val="nl-NL"/>
         </w:rPr>
-        <w:t>[Loại đất]</w:t>
+        <w:t>{{loaidat1}}</w:t>
       </w:r>
       <w:r>
         <w:rPr>
           <w:lang w:val="nl-NL"/>
         </w:rPr>
-        <w:t>; Thửa đất số: [Số thửa], tờ bản đồ số: [Số tờ] nêu ở trên.</w:t>
+        <w:t>; Thửa đất số: {{sothua1}}, tờ bản đồ số: {{soto1}} nêu ở trên.</w:t>
       </w:r>
     </w:p>
     <w:p>
@@ -2724,7 +2774,7 @@
         <w:t xml:space="preserve">- Ngoài chúng tôi ra, </w:t>
       </w:r>
       <w:r>
-        <w:t>ông [Tên 1] và bà [Tên 2]</w:t>
+        <w:t>ông {{ten1}} và bà {{ten2}}</w:t>
       </w:r>
       <w:r>
         <w:t xml:space="preserve"> không còn người thừa kế nào khác, nếu sau này phát sinh thừa kế chúng tôi hoàn toàn chịu trách nhiệm trước pháp luật, kể cả việc thanh toán bồi hoàn cho họ.</w:t>
@@ -2847,7 +2897,7 @@
             </w:pPr>
             <w:r>
               <w:lastRenderedPageBreak/>
-              <w:t>[Tên 2]</w:t>
+              <w:t>{{ten2}}</w:t>
             </w:r>
           </w:p>
         </w:tc>
@@ -2877,7 +2927,7 @@
               <w:spacing w:before="60" w:line="330" w:lineRule="exact"/>
             </w:pPr>
             <w:r>
-              <w:t>[Tên 3]</w:t>
+              <w:t>{{ten3}}</w:t>
             </w:r>
           </w:p>
         </w:tc>
@@ -2907,7 +2957,7 @@
               <w:spacing w:before="60" w:line="330" w:lineRule="exact"/>
             </w:pPr>
             <w:r>
-              <w:t>[Tên 4]</w:t>
+              <w:t>{{ten4}}</w:t>
             </w:r>
           </w:p>
         </w:tc>
@@ -2937,7 +2987,7 @@
               <w:spacing w:before="60" w:line="330" w:lineRule="exact"/>
             </w:pPr>
             <w:r>
-              <w:t>[Tên 5]</w:t>
+              <w:t>{{ten5}}</w:t>
             </w:r>
           </w:p>
         </w:tc>
@@ -2967,7 +3017,7 @@
               <w:spacing w:before="60" w:line="330" w:lineRule="exact"/>
             </w:pPr>
             <w:r>
-              <w:t>[Tên 6]</w:t>
+              <w:t>{{ten6}}</w:t>
             </w:r>
           </w:p>
         </w:tc>
@@ -2997,7 +3047,7 @@
               <w:spacing w:before="60" w:line="330" w:lineRule="exact"/>
             </w:pPr>
             <w:r>
-              <w:t>[Tên 7]</w:t>
+              <w:t>{{ten7}}</w:t>
             </w:r>
           </w:p>
         </w:tc>
@@ -3027,7 +3077,7 @@
               <w:spacing w:before="60" w:line="330" w:lineRule="exact"/>
             </w:pPr>
             <w:r>
-              <w:t>[Tên 8]</w:t>
+              <w:t>{{ten8}}</w:t>
             </w:r>
           </w:p>
         </w:tc>
@@ -3057,7 +3107,7 @@
               <w:spacing w:before="60" w:line="330" w:lineRule="exact"/>
             </w:pPr>
             <w:r>
-              <w:t>[Tên 9]</w:t>
+              <w:t>{{ten9}}</w:t>
             </w:r>
           </w:p>
         </w:tc>
@@ -3087,7 +3137,7 @@
               <w:spacing w:before="60" w:line="330" w:lineRule="exact"/>
             </w:pPr>
             <w:r>
-              <w:t>[Tên 10]</w:t>
+              <w:t>{{ten10}}</w:t>
             </w:r>
           </w:p>
         </w:tc>
@@ -3235,7 +3285,7 @@
         <w:t xml:space="preserve"> xã </w:t>
       </w:r>
       <w:r>
-        <w:t>[Niêm Yết]</w:t>
+        <w:t>{{niemyet}}</w:t>
       </w:r>
       <w:r>
         <w:t xml:space="preserve">, tỉnh Ninh Bình. </w:t>
@@ -3265,7 +3315,7 @@
         <w:t xml:space="preserve"> UBND xã </w:t>
       </w:r>
       <w:r>
-        <w:t>[Niêm Yết]</w:t>
+        <w:t>{{niemyet}}</w:t>
       </w:r>
       <w:r>
         <w:t xml:space="preserve">, Ninh Bình. </w:t>
@@ -3326,14 +3376,14 @@
           <w:b/>
           <w:lang w:val="pt-BR"/>
         </w:rPr>
-        <w:t>[Tên 2];</w:t>
+        <w:t>{{ten2}};</w:t>
       </w:r>
       <w:r>
         <w:rPr>
           <w:lang w:val="pt-BR"/>
         </w:rPr>
         <w:tab/>
-        <w:t>Sinh ngày: [Năm sinh 2];</w:t>
+        <w:t>Sinh ngày: {{namsinh2}};</w:t>
       </w:r>
     </w:p>
     <w:p>
@@ -3348,7 +3398,7 @@
         <w:rPr>
           <w:lang w:val="pt-BR"/>
         </w:rPr>
-        <w:t>[Loại CC 2] số: [CCCD 2] do [Nơi cấp CC 2] cấp ngày [Ngày cấp 2];</w:t>
+        <w:t>{{loaicc2}} số: {{cccd2}} do {{noicapcc2}} cấp ngày {{ngaycap2}};</w:t>
       </w:r>
     </w:p>
     <w:p>
@@ -3375,7 +3425,7 @@
           <w:b/>
           <w:lang w:val="pt-BR"/>
         </w:rPr>
-        <w:t>[Tên 3]</w:t>
+        <w:t>{{ten3}}</w:t>
       </w:r>
       <w:bookmarkEnd w:id="5"/>
       <w:r>
@@ -3390,7 +3440,7 @@
           <w:lang w:val="pt-BR"/>
         </w:rPr>
         <w:tab/>
-        <w:t>Sinh ngày: [Năm sinh 3];</w:t>
+        <w:t>Sinh ngày: {{namsinh3}};</w:t>
       </w:r>
     </w:p>
     <w:p>
@@ -3405,7 +3455,7 @@
         <w:rPr>
           <w:lang w:val="pt-BR"/>
         </w:rPr>
-        <w:t>[Loại CC 3] số: [CCCD 3] do [Nơi cấp CC 3] cấp ngày [Ngày cấp 3];</w:t>
+        <w:t>{{loaicc3}} số: {{cccd3}} do {{noicapcc3}} cấp ngày {{ngaycap3}};</w:t>
       </w:r>
     </w:p>
     <w:p>
@@ -3431,14 +3481,14 @@
           <w:b/>
           <w:lang w:val="pt-BR"/>
         </w:rPr>
-        <w:t>[Tên 4];</w:t>
+        <w:t>{{ten4}};</w:t>
       </w:r>
       <w:r>
         <w:rPr>
           <w:lang w:val="pt-BR"/>
         </w:rPr>
         <w:tab/>
-        <w:t>Sinh ngày: [Năm sinh 4];</w:t>
+        <w:t>Sinh ngày: {{namsinh4}};</w:t>
       </w:r>
     </w:p>
     <w:p>
@@ -3453,7 +3503,7 @@
         <w:rPr>
           <w:lang w:val="pt-BR"/>
         </w:rPr>
-        <w:t>[Loại CC 4] số: [CCCD 4] do [Nơi cấp CC 4] cấp ngày [Ngày cấp 4];</w:t>
+        <w:t>{{loaicc4}} số: {{cccd4}} do {{noicapcc4}} cấp ngày {{ngaycap4}};</w:t>
       </w:r>
     </w:p>
     <w:p>
@@ -3479,14 +3529,14 @@
           <w:b/>
           <w:lang w:val="pt-BR"/>
         </w:rPr>
-        <w:t>[Tên 5];</w:t>
+        <w:t>{{ten5}};</w:t>
       </w:r>
       <w:r>
         <w:rPr>
           <w:lang w:val="pt-BR"/>
         </w:rPr>
         <w:tab/>
-        <w:t>Sinh ngày: [Năm sinh 5];</w:t>
+        <w:t>Sinh ngày: {{namsinh5}};</w:t>
       </w:r>
     </w:p>
     <w:p>
@@ -3501,7 +3551,7 @@
         <w:rPr>
           <w:lang w:val="pt-BR"/>
         </w:rPr>
-        <w:t>[Loại CC 5] số: [CCCD 5] do [Nơi cấp CC 5] cấp ngày [Ngày cấp 5];</w:t>
+        <w:t>{{loaicc5}} số: {{cccd5}} do {{noicapcc5}} cấp ngày {{ngaycap5}};</w:t>
       </w:r>
     </w:p>
     <w:p>
@@ -3527,14 +3577,14 @@
           <w:b/>
           <w:lang w:val="pt-BR"/>
         </w:rPr>
-        <w:t>[Tên 6];</w:t>
+        <w:t>{{ten6}};</w:t>
       </w:r>
       <w:r>
         <w:rPr>
           <w:lang w:val="pt-BR"/>
         </w:rPr>
         <w:tab/>
-        <w:t>Sinh ngày: [Năm sinh 6];</w:t>
+        <w:t>Sinh ngày: {{namsinh6}};</w:t>
       </w:r>
     </w:p>
     <w:p>
@@ -3549,7 +3599,7 @@
         <w:rPr>
           <w:lang w:val="pt-BR"/>
         </w:rPr>
-        <w:t>[Loại CC 6] số: [CCCD 6] do [Nơi cấp CC 6] cấp ngày [Ngày cấp 6];</w:t>
+        <w:t>{{loaicc6}} số: {{cccd6}} do {{noicapcc6}} cấp ngày {{ngaycap6}};</w:t>
       </w:r>
     </w:p>
     <w:p>
@@ -3575,14 +3625,14 @@
           <w:b/>
           <w:lang w:val="pt-BR"/>
         </w:rPr>
-        <w:t>[Tên 7];</w:t>
+        <w:t>{{ten7}};</w:t>
       </w:r>
       <w:r>
         <w:rPr>
           <w:lang w:val="pt-BR"/>
         </w:rPr>
         <w:tab/>
-        <w:t>Sinh ngày: [Năm sinh 7];</w:t>
+        <w:t>Sinh ngày: {{namsinh7}};</w:t>
       </w:r>
     </w:p>
     <w:p>
@@ -3597,7 +3647,7 @@
         <w:rPr>
           <w:lang w:val="pt-BR"/>
         </w:rPr>
-        <w:t>[Loại CC 7] số: [CCCD 7] do [Nơi cấp CC 7] cấp ngày [Ngày cấp 7];</w:t>
+        <w:t>{{loaicc7}} số: {{cccd7}} do {{noicapcc7}} cấp ngày {{ngaycap7}};</w:t>
       </w:r>
     </w:p>
     <w:p>
@@ -3623,14 +3673,14 @@
           <w:b/>
           <w:lang w:val="pt-BR"/>
         </w:rPr>
-        <w:t>[Tên 8];</w:t>
+        <w:t>{{ten8}};</w:t>
       </w:r>
       <w:r>
         <w:rPr>
           <w:lang w:val="pt-BR"/>
         </w:rPr>
         <w:tab/>
-        <w:t>Sinh ngày: [Năm sinh 8];</w:t>
+        <w:t>Sinh ngày: {{namsinh8}};</w:t>
       </w:r>
     </w:p>
     <w:p>
@@ -3645,7 +3695,7 @@
         <w:rPr>
           <w:lang w:val="pt-BR"/>
         </w:rPr>
-        <w:t>[Loại CC 8] số: [CCCD 8] do [Nơi cấp CC 8] cấp ngày [Ngày cấp 8];</w:t>
+        <w:t>{{loaicc8}} số: {{cccd8}} do {{noicapcc8}} cấp ngày {{ngaycap8}};</w:t>
       </w:r>
     </w:p>
     <w:p>
@@ -3671,14 +3721,14 @@
           <w:b/>
           <w:lang w:val="pt-BR"/>
         </w:rPr>
-        <w:t>[Tên 9];</w:t>
+        <w:t>{{ten9}};</w:t>
       </w:r>
       <w:r>
         <w:rPr>
           <w:lang w:val="pt-BR"/>
         </w:rPr>
         <w:tab/>
-        <w:t>Sinh ngày: [Năm sinh 9];</w:t>
+        <w:t>Sinh ngày: {{namsinh9}};</w:t>
       </w:r>
     </w:p>
     <w:p>
@@ -3693,7 +3743,7 @@
         <w:rPr>
           <w:lang w:val="pt-BR"/>
         </w:rPr>
-        <w:t>[Loại CC 9] số: [CCCD 9] do [Nơi cấp CC 9] cấp ngày [Ngày cấp 9];</w:t>
+        <w:t>{{loaicc9}} số: {{cccd9}} do {{noicapcc9}} cấp ngày {{ngaycap9}};</w:t>
       </w:r>
     </w:p>
     <w:p>
@@ -3719,14 +3769,14 @@
           <w:b/>
           <w:lang w:val="pt-BR"/>
         </w:rPr>
-        <w:t>[Tên 10];</w:t>
+        <w:t>{{ten10}};</w:t>
       </w:r>
       <w:r>
         <w:rPr>
           <w:lang w:val="pt-BR"/>
         </w:rPr>
         <w:tab/>
-        <w:t>Sinh ngày: [Năm sinh 10];</w:t>
+        <w:t>Sinh ngày: {{namsinh10}};</w:t>
       </w:r>
     </w:p>
     <w:p>
@@ -3741,7 +3791,7 @@
         <w:rPr>
           <w:lang w:val="pt-BR"/>
         </w:rPr>
-        <w:t>[Loại CC 10] số: [CCCD 10] do [Nơi cấp CC 10] cấp ngày [Ngày cấp 10];</w:t>
+        <w:t>{{loaicc10}} số: {{cccd10}} do {{noicapcc10}} cấp ngày {{ngaycap10}};</w:t>
       </w:r>
     </w:p>
     <w:bookmarkEnd w:id="4"/>
@@ -3825,7 +3875,7 @@
         <w:t xml:space="preserve">          + Lưu tại UBND xã </w:t>
       </w:r>
       <w:r>
-        <w:t>[Niêm Yết]</w:t>
+        <w:t>{{niemyet}}</w:t>
       </w:r>
       <w:r>
         <w:t xml:space="preserve">: </w:t>
@@ -4152,7 +4202,7 @@
               <w:spacing w:before="60" w:line="330" w:lineRule="exact"/>
             </w:pPr>
             <w:r>
-              <w:t>Bố đẻ ông [Tên 1]</w:t>
+              <w:t>Bố đẻ ông {{ten1}}</w:t>
             </w:r>
           </w:p>
         </w:tc>
@@ -4228,7 +4278,7 @@
               <w:spacing w:before="60" w:line="330" w:lineRule="exact"/>
             </w:pPr>
             <w:r>
-              <w:t>Mẹ đẻ ông [Tên 1]</w:t>
+              <w:t>Mẹ đẻ ông {{ten1}}</w:t>
             </w:r>
           </w:p>
         </w:tc>
@@ -4311,13 +4361,13 @@
               <w:t>bà</w:t>
             </w:r>
             <w:r>
-              <w:t xml:space="preserve"> [Tên </w:t>
-            </w:r>
-            <w:r>
-              <w:t>2</w:t>
-            </w:r>
-            <w:r>
-              <w:t>]</w:t>
+              <w:t xml:space="preserve"> {{ten2}}</w:t>
+            </w:r>
+            <w:r>
+              <w:t/>
+            </w:r>
+            <w:r>
+              <w:t/>
             </w:r>
           </w:p>
         </w:tc>
@@ -4400,13 +4450,13 @@
               <w:t>bà</w:t>
             </w:r>
             <w:r>
-              <w:t xml:space="preserve"> [Tên </w:t>
-            </w:r>
-            <w:r>
-              <w:t>2</w:t>
-            </w:r>
-            <w:r>
-              <w:t>]</w:t>
+              <w:t xml:space="preserve"> {{ten2}}</w:t>
+            </w:r>
+            <w:r>
+              <w:t/>
+            </w:r>
+            <w:r>
+              <w:t/>
             </w:r>
           </w:p>
         </w:tc>
@@ -4483,7 +4533,7 @@
               <w:spacing w:before="60" w:line="330" w:lineRule="exact"/>
             </w:pPr>
             <w:r>
-              <w:t>[Tên 2]</w:t>
+              <w:t>{{ten2}}</w:t>
             </w:r>
           </w:p>
         </w:tc>
@@ -4497,7 +4547,7 @@
               <w:spacing w:before="60" w:line="330" w:lineRule="exact"/>
             </w:pPr>
             <w:r>
-              <w:t>[Năm sinh 2]</w:t>
+              <w:t>{{namsinh2}}</w:t>
             </w:r>
           </w:p>
         </w:tc>
@@ -4511,7 +4561,7 @@
               <w:spacing w:before="60" w:line="330" w:lineRule="exact"/>
             </w:pPr>
             <w:r>
-              <w:t>[Địa chỉ 2]</w:t>
+              <w:t>{{diachi2}}</w:t>
             </w:r>
           </w:p>
         </w:tc>
@@ -4562,7 +4612,7 @@
               <w:spacing w:before="60" w:line="330" w:lineRule="exact"/>
             </w:pPr>
             <w:r>
-              <w:t>[Tên 3]</w:t>
+              <w:t>{{ten3}}</w:t>
             </w:r>
           </w:p>
         </w:tc>
@@ -4576,7 +4626,7 @@
               <w:spacing w:before="60" w:line="330" w:lineRule="exact"/>
             </w:pPr>
             <w:r>
-              <w:t>[Năm sinh 3]</w:t>
+              <w:t>{{namsinh3}}</w:t>
             </w:r>
           </w:p>
         </w:tc>
@@ -4590,7 +4640,7 @@
               <w:spacing w:before="60" w:line="330" w:lineRule="exact"/>
             </w:pPr>
             <w:r>
-              <w:t>[Địa chỉ 3]</w:t>
+              <w:t>{{diachi3}}</w:t>
             </w:r>
           </w:p>
         </w:tc>
@@ -4641,7 +4691,7 @@
               <w:spacing w:before="60" w:line="330" w:lineRule="exact"/>
             </w:pPr>
             <w:r>
-              <w:t>[Tên 4]</w:t>
+              <w:t>{{ten4}}</w:t>
             </w:r>
           </w:p>
         </w:tc>
@@ -4655,7 +4705,7 @@
               <w:spacing w:before="60" w:line="330" w:lineRule="exact"/>
             </w:pPr>
             <w:r>
-              <w:t>[Năm sinh 4]</w:t>
+              <w:t>{{namsinh4}}</w:t>
             </w:r>
           </w:p>
         </w:tc>
@@ -4669,7 +4719,7 @@
               <w:spacing w:before="60" w:line="330" w:lineRule="exact"/>
             </w:pPr>
             <w:r>
-              <w:t>[Địa chỉ 4]</w:t>
+              <w:t>{{diachi4}}</w:t>
             </w:r>
           </w:p>
         </w:tc>
@@ -4720,7 +4770,7 @@
               <w:spacing w:before="60" w:line="330" w:lineRule="exact"/>
             </w:pPr>
             <w:r>
-              <w:t>[Tên 5]</w:t>
+              <w:t>{{ten5}}</w:t>
             </w:r>
           </w:p>
         </w:tc>
@@ -4734,7 +4784,7 @@
               <w:spacing w:before="60" w:line="330" w:lineRule="exact"/>
             </w:pPr>
             <w:r>
-              <w:t>[Năm sinh 5]</w:t>
+              <w:t>{{namsinh5}}</w:t>
             </w:r>
           </w:p>
         </w:tc>
@@ -4748,7 +4798,7 @@
               <w:spacing w:before="60" w:line="330" w:lineRule="exact"/>
             </w:pPr>
             <w:r>
-              <w:t>[Địa chỉ 5]</w:t>
+              <w:t>{{diachi5}}</w:t>
             </w:r>
           </w:p>
         </w:tc>
@@ -4805,7 +4855,7 @@
               <w:spacing w:before="60" w:line="330" w:lineRule="exact"/>
             </w:pPr>
             <w:r>
-              <w:t>[Tên 6]</w:t>
+              <w:t>{{ten6}}</w:t>
             </w:r>
           </w:p>
         </w:tc>
@@ -4822,7 +4872,7 @@
               <w:spacing w:before="60" w:line="330" w:lineRule="exact"/>
             </w:pPr>
             <w:r>
-              <w:t>[Năm sinh 6]</w:t>
+              <w:t>{{namsinh6}}</w:t>
             </w:r>
           </w:p>
         </w:tc>
@@ -4839,7 +4889,7 @@
               <w:spacing w:before="60" w:line="330" w:lineRule="exact"/>
             </w:pPr>
             <w:r>
-              <w:t>[Địa chỉ 6]</w:t>
+              <w:t>{{diachi6}}</w:t>
             </w:r>
           </w:p>
         </w:tc>
@@ -4893,7 +4943,7 @@
               <w:spacing w:before="60" w:line="330" w:lineRule="exact"/>
             </w:pPr>
             <w:r>
-              <w:t>[Tên 7]</w:t>
+              <w:t>{{ten7}}</w:t>
             </w:r>
           </w:p>
         </w:tc>
@@ -4907,7 +4957,7 @@
               <w:spacing w:before="60" w:line="330" w:lineRule="exact"/>
             </w:pPr>
             <w:r>
-              <w:t>[Năm sinh 7]</w:t>
+              <w:t>{{namsinh7}}</w:t>
             </w:r>
           </w:p>
         </w:tc>
@@ -4921,7 +4971,7 @@
               <w:spacing w:before="60" w:line="330" w:lineRule="exact"/>
             </w:pPr>
             <w:r>
-              <w:t>[Địa chỉ 7]</w:t>
+              <w:t>{{diachi7}}</w:t>
             </w:r>
           </w:p>
         </w:tc>
@@ -4969,7 +5019,7 @@
               <w:spacing w:before="60" w:line="330" w:lineRule="exact"/>
             </w:pPr>
             <w:r>
-              <w:t>[Tên 8]</w:t>
+              <w:t>{{ten8}}</w:t>
             </w:r>
           </w:p>
         </w:tc>
@@ -4983,7 +5033,7 @@
               <w:spacing w:before="60" w:line="330" w:lineRule="exact"/>
             </w:pPr>
             <w:r>
-              <w:t>[Năm sinh 8]</w:t>
+              <w:t>{{namsinh8}}</w:t>
             </w:r>
           </w:p>
         </w:tc>
@@ -4997,7 +5047,7 @@
               <w:spacing w:before="60" w:line="330" w:lineRule="exact"/>
             </w:pPr>
             <w:r>
-              <w:t>[Địa chỉ 8]</w:t>
+              <w:t>{{diachi8}}</w:t>
             </w:r>
           </w:p>
         </w:tc>
@@ -5051,7 +5101,7 @@
               <w:spacing w:before="60" w:line="330" w:lineRule="exact"/>
             </w:pPr>
             <w:r>
-              <w:t>[Tên 9]</w:t>
+              <w:t>{{ten9}}</w:t>
             </w:r>
           </w:p>
         </w:tc>
@@ -5068,7 +5118,7 @@
               <w:spacing w:before="60" w:line="330" w:lineRule="exact"/>
             </w:pPr>
             <w:r>
-              <w:t>[Năm sinh 9]</w:t>
+              <w:t>{{namsinh9}}</w:t>
             </w:r>
           </w:p>
         </w:tc>
@@ -5085,7 +5135,7 @@
               <w:spacing w:before="60" w:line="330" w:lineRule="exact"/>
             </w:pPr>
             <w:r>
-              <w:t>[Địa chỉ 9]</w:t>
+              <w:t>{{diachi9}}</w:t>
             </w:r>
           </w:p>
         </w:tc>
@@ -5141,7 +5191,7 @@
               <w:spacing w:before="60" w:line="330" w:lineRule="exact"/>
             </w:pPr>
             <w:r>
-              <w:t>[Tên 10]</w:t>
+              <w:t>{{ten10}}</w:t>
             </w:r>
           </w:p>
         </w:tc>
@@ -5158,7 +5208,7 @@
               <w:spacing w:before="60" w:line="330" w:lineRule="exact"/>
             </w:pPr>
             <w:r>
-              <w:t>[Năm sinh 10]</w:t>
+              <w:t>{{namsinh10}}</w:t>
             </w:r>
           </w:p>
         </w:tc>
@@ -5175,7 +5225,7 @@
               <w:spacing w:before="60" w:line="330" w:lineRule="exact"/>
             </w:pPr>
             <w:r>
-              <w:t>[Địa chỉ 10]</w:t>
+              <w:t>{{diachi10}}</w:t>
             </w:r>
           </w:p>
         </w:tc>
@@ -5340,7 +5390,54 @@
 </w:document>
 </file>
 
-<file path=word/numbering.xml><?xml version="1.0" encoding="utf-8"?>
+<file path=word\fontTable.xml><?xml version="1.0" encoding="utf-8"?>
+<w:fonts xmlns:mc="http://schemas.openxmlformats.org/markup-compatibility/2006" xmlns:r="http://schemas.openxmlformats.org/officeDocument/2006/relationships" xmlns:w="http://schemas.openxmlformats.org/wordprocessingml/2006/main" xmlns:w14="http://schemas.microsoft.com/office/word/2010/wordml" xmlns:w15="http://schemas.microsoft.com/office/word/2012/wordml" xmlns:w16cid="http://schemas.microsoft.com/office/word/2016/wordml/cid" xmlns:w16se="http://schemas.microsoft.com/office/word/2015/wordml/symex" mc:Ignorable="w14 w15 w16se w16cid">
+  <w:font w:name="Times New Roman">
+    <w:panose1 w:val="02020603050405020304"/>
+    <w:charset w:val="00"/>
+    <w:family w:val="roman"/>
+    <w:pitch w:val="variable"/>
+    <w:sig w:usb0="E0002EFF" w:usb1="C000785B" w:usb2="00000009" w:usb3="00000000" w:csb0="000001FF" w:csb1="00000000"/>
+  </w:font>
+  <w:font w:name="Courier New">
+    <w:panose1 w:val="02070309020205020404"/>
+    <w:charset w:val="00"/>
+    <w:family w:val="modern"/>
+    <w:pitch w:val="fixed"/>
+    <w:sig w:usb0="E0002EFF" w:usb1="C0007843" w:usb2="00000009" w:usb3="00000000" w:csb0="000001FF" w:csb1="00000000"/>
+  </w:font>
+  <w:font w:name="Wingdings">
+    <w:panose1 w:val="05000000000000000000"/>
+    <w:charset w:val="02"/>
+    <w:family w:val="auto"/>
+    <w:pitch w:val="variable"/>
+    <w:sig w:usb0="00000000" w:usb1="10000000" w:usb2="00000000" w:usb3="00000000" w:csb0="80000000" w:csb1="00000000"/>
+  </w:font>
+  <w:font w:name="Symbol">
+    <w:panose1 w:val="05050102010706020507"/>
+    <w:charset w:val="02"/>
+    <w:family w:val="roman"/>
+    <w:pitch w:val="variable"/>
+    <w:sig w:usb0="00000000" w:usb1="10000000" w:usb2="00000000" w:usb3="00000000" w:csb0="80000000" w:csb1="00000000"/>
+  </w:font>
+  <w:font w:name="Calibri">
+    <w:panose1 w:val="020F0502020204030204"/>
+    <w:charset w:val="00"/>
+    <w:family w:val="swiss"/>
+    <w:pitch w:val="variable"/>
+    <w:sig w:usb0="E4002EFF" w:usb1="C000247B" w:usb2="00000009" w:usb3="00000000" w:csb0="000001FF" w:csb1="00000000"/>
+  </w:font>
+  <w:font w:name="Calibri Light">
+    <w:panose1 w:val="020F0302020204030204"/>
+    <w:charset w:val="00"/>
+    <w:family w:val="swiss"/>
+    <w:pitch w:val="variable"/>
+    <w:sig w:usb0="E4002EFF" w:usb1="C000247B" w:usb2="00000009" w:usb3="00000000" w:csb0="000001FF" w:csb1="00000000"/>
+  </w:font>
+</w:fonts>
+</file>
+
+<file path=word\numbering.xml><?xml version="1.0" encoding="utf-8"?>
 <w:numbering xmlns:wpc="http://schemas.microsoft.com/office/word/2010/wordprocessingCanvas" xmlns:cx="http://schemas.microsoft.com/office/drawing/2014/chartex" xmlns:cx1="http://schemas.microsoft.com/office/drawing/2015/9/8/chartex" xmlns:cx2="http://schemas.microsoft.com/office/drawing/2015/10/21/chartex" xmlns:cx3="http://schemas.microsoft.com/office/drawing/2016/5/9/chartex" xmlns:cx4="http://schemas.microsoft.com/office/drawing/2016/5/10/chartex" xmlns:cx5="http://schemas.microsoft.com/office/drawing/2016/5/11/chartex" xmlns:cx6="http://schemas.microsoft.com/office/drawing/2016/5/12/chartex" xmlns:cx7="http://schemas.microsoft.com/office/drawing/2016/5/13/chartex" xmlns:cx8="http://schemas.microsoft.com/office/drawing/2016/5/14/chartex" xmlns:mc="http://schemas.openxmlformats.org/markup-compatibility/2006" xmlns:aink="http://schemas.microsoft.com/office/drawing/2016/ink" xmlns:am3d="http://schemas.microsoft.com/office/drawing/2017/model3d" xmlns:o="urn:schemas-microsoft-com:office:office" xmlns:r="http://schemas.openxmlformats.org/officeDocument/2006/relationships" xmlns:m="http://schemas.openxmlformats.org/officeDocument/2006/math" xmlns:v="urn:schemas-microsoft-com:vml" xmlns:wp14="http://schemas.microsoft.com/office/word/2010/wordprocessingDrawing" xmlns:wp="http://schemas.openxmlformats.org/drawingml/2006/wordprocessingDrawing" xmlns:w10="urn:schemas-microsoft-com:office:word" xmlns:w="http://schemas.openxmlformats.org/wordprocessingml/2006/main" xmlns:w14="http://schemas.microsoft.com/office/word/2010/wordml" xmlns:w15="http://schemas.microsoft.com/office/word/2012/wordml" xmlns:w16cid="http://schemas.microsoft.com/office/word/2016/wordml/cid" xmlns:w16se="http://schemas.microsoft.com/office/word/2015/wordml/symex" xmlns:wpg="http://schemas.microsoft.com/office/word/2010/wordprocessingGroup" xmlns:wpi="http://schemas.microsoft.com/office/word/2010/wordprocessingInk" xmlns:wne="http://schemas.microsoft.com/office/word/2006/wordml" xmlns:wps="http://schemas.microsoft.com/office/word/2010/wordprocessingShape" mc:Ignorable="w14 w15 w16se w16cid wp14">
   <w:abstractNum w:abstractNumId="0" w15:restartNumberingAfterBreak="0">
     <w:nsid w:val="015A013B"/>
@@ -5831,7 +5928,88 @@
 </w:numbering>
 </file>
 
-<file path=word/styles.xml><?xml version="1.0" encoding="utf-8"?>
+<file path=word\settings.xml><?xml version="1.0" encoding="utf-8"?>
+<w:settings xmlns:mc="http://schemas.openxmlformats.org/markup-compatibility/2006" xmlns:o="urn:schemas-microsoft-com:office:office" xmlns:r="http://schemas.openxmlformats.org/officeDocument/2006/relationships" xmlns:m="http://schemas.openxmlformats.org/officeDocument/2006/math" xmlns:v="urn:schemas-microsoft-com:vml" xmlns:w10="urn:schemas-microsoft-com:office:word" xmlns:w="http://schemas.openxmlformats.org/wordprocessingml/2006/main" xmlns:w14="http://schemas.microsoft.com/office/word/2010/wordml" xmlns:w15="http://schemas.microsoft.com/office/word/2012/wordml" xmlns:w16cid="http://schemas.microsoft.com/office/word/2016/wordml/cid" xmlns:w16se="http://schemas.microsoft.com/office/word/2015/wordml/symex" xmlns:sl="http://schemas.openxmlformats.org/schemaLibrary/2006/main" mc:Ignorable="w14 w15 w16se w16cid">
+  <w:zoom w:percent="96"/>
+  <w:defaultTabStop w:val="720"/>
+  <w:characterSpacingControl w:val="doNotCompress"/>
+  <w:compat>
+    <w:compatSetting w:name="compatibilityMode" w:uri="http://schemas.microsoft.com/office/word" w:val="15"/>
+    <w:compatSetting w:name="overrideTableStyleFontSizeAndJustification" w:uri="http://schemas.microsoft.com/office/word" w:val="1"/>
+    <w:compatSetting w:name="enableOpenTypeFeatures" w:uri="http://schemas.microsoft.com/office/word" w:val="1"/>
+    <w:compatSetting w:name="doNotFlipMirrorIndents" w:uri="http://schemas.microsoft.com/office/word" w:val="1"/>
+    <w:compatSetting w:name="differentiateMultirowTableHeaders" w:uri="http://schemas.microsoft.com/office/word" w:val="1"/>
+    <w:compatSetting w:name="useWord2013TrackBottomHyphenation" w:uri="http://schemas.microsoft.com/office/word" w:val="0"/>
+  </w:compat>
+  <w:rsids>
+    <w:rsidRoot w:val="00454CCC"/>
+    <w:rsid w:val="00001744"/>
+    <w:rsid w:val="00113F35"/>
+    <w:rsid w:val="00203177"/>
+    <w:rsid w:val="0027414F"/>
+    <w:rsid w:val="002B580A"/>
+    <w:rsid w:val="002F712F"/>
+    <w:rsid w:val="003035EC"/>
+    <w:rsid w:val="00454CCC"/>
+    <w:rsid w:val="00483778"/>
+    <w:rsid w:val="004A259C"/>
+    <w:rsid w:val="004C26FF"/>
+    <w:rsid w:val="00534B41"/>
+    <w:rsid w:val="0055656A"/>
+    <w:rsid w:val="005A18C6"/>
+    <w:rsid w:val="005B5E54"/>
+    <w:rsid w:val="006623A7"/>
+    <w:rsid w:val="00680DCF"/>
+    <w:rsid w:val="0074774B"/>
+    <w:rsid w:val="00832181"/>
+    <w:rsid w:val="008A17C0"/>
+    <w:rsid w:val="00936227"/>
+    <w:rsid w:val="0095601B"/>
+    <w:rsid w:val="00967048"/>
+    <w:rsid w:val="009B4FFA"/>
+    <w:rsid w:val="009B6789"/>
+    <w:rsid w:val="00A07913"/>
+    <w:rsid w:val="00A1411B"/>
+    <w:rsid w:val="00A2235A"/>
+    <w:rsid w:val="00A24625"/>
+    <w:rsid w:val="00A76BD4"/>
+    <w:rsid w:val="00B45027"/>
+    <w:rsid w:val="00BD6206"/>
+    <w:rsid w:val="00BF3206"/>
+    <w:rsid w:val="00C06C35"/>
+    <w:rsid w:val="00CB5450"/>
+    <w:rsid w:val="00E66103"/>
+  </w:rsids>
+  <m:mathPr>
+    <m:mathFont m:val="Cambria Math"/>
+    <m:brkBin m:val="before"/>
+    <m:brkBinSub m:val="--"/>
+    <m:smallFrac m:val="0"/>
+    <m:dispDef/>
+    <m:lMargin m:val="0"/>
+    <m:rMargin m:val="0"/>
+    <m:defJc m:val="centerGroup"/>
+    <m:wrapIndent m:val="1440"/>
+    <m:intLim m:val="subSup"/>
+    <m:naryLim m:val="undOvr"/>
+  </m:mathPr>
+  <w:themeFontLang w:val="en-US"/>
+  <w:clrSchemeMapping w:bg1="light1" w:t1="dark1" w:bg2="light2" w:t2="dark2" w:accent1="accent1" w:accent2="accent2" w:accent3="accent3" w:accent4="accent4" w:accent5="accent5" w:accent6="accent6" w:hyperlink="hyperlink" w:followedHyperlink="followedHyperlink"/>
+  <w:shapeDefaults>
+    <o:shapedefaults v:ext="edit" spidmax="1026"/>
+    <o:shapelayout v:ext="edit">
+      <o:idmap v:ext="edit" data="1"/>
+    </o:shapelayout>
+  </w:shapeDefaults>
+  <w:decimalSymbol w:val=","/>
+  <w:listSeparator w:val=","/>
+  <w14:docId w14:val="53D69FBE"/>
+  <w15:chartTrackingRefBased/>
+  <w15:docId w15:val="{EE55B02D-FB87-4EC2-A931-22D0426563BD}"/>
+</w:settings>
+</file>
+
+<file path=word\styles.xml><?xml version="1.0" encoding="utf-8"?>
 <w:styles xmlns:mc="http://schemas.openxmlformats.org/markup-compatibility/2006" xmlns:r="http://schemas.openxmlformats.org/officeDocument/2006/relationships" xmlns:w="http://schemas.openxmlformats.org/wordprocessingml/2006/main" xmlns:w14="http://schemas.microsoft.com/office/word/2010/wordml" xmlns:w15="http://schemas.microsoft.com/office/word/2012/wordml" xmlns:w16cid="http://schemas.microsoft.com/office/word/2016/wordml/cid" xmlns:w16se="http://schemas.microsoft.com/office/word/2015/wordml/symex" mc:Ignorable="w14 w15 w16se w16cid">
   <w:docDefaults>
     <w:rPrDefault>
@@ -6279,7 +6457,7 @@
 </w:styles>
 </file>
 
-<file path=word/theme/theme1.xml><?xml version="1.0" encoding="utf-8"?>
+<file path=word\theme\theme1.xml><?xml version="1.0" encoding="utf-8"?>
 <a:theme xmlns:a="http://schemas.openxmlformats.org/drawingml/2006/main" name="Office Theme">
   <a:themeElements>
     <a:clrScheme name="Office">
@@ -6572,4 +6750,92 @@
     </a:ext>
   </a:extLst>
 </a:theme>
+</file>
+
+<file path=word\webSettings.xml><?xml version="1.0" encoding="utf-8"?>
+<w:webSettings xmlns:mc="http://schemas.openxmlformats.org/markup-compatibility/2006" xmlns:r="http://schemas.openxmlformats.org/officeDocument/2006/relationships" xmlns:w="http://schemas.openxmlformats.org/wordprocessingml/2006/main" xmlns:w14="http://schemas.microsoft.com/office/word/2010/wordml" xmlns:w15="http://schemas.microsoft.com/office/word/2012/wordml" xmlns:w16cid="http://schemas.microsoft.com/office/word/2016/wordml/cid" xmlns:w16se="http://schemas.microsoft.com/office/word/2015/wordml/symex" mc:Ignorable="w14 w15 w16se w16cid">
+  <w:divs>
+    <w:div w:id="269552788">
+      <w:bodyDiv w:val="1"/>
+      <w:marLeft w:val="0"/>
+      <w:marRight w:val="0"/>
+      <w:marTop w:val="0"/>
+      <w:marBottom w:val="0"/>
+      <w:divBdr>
+        <w:top w:val="none" w:sz="0" w:space="0" w:color="auto"/>
+        <w:left w:val="none" w:sz="0" w:space="0" w:color="auto"/>
+        <w:bottom w:val="none" w:sz="0" w:space="0" w:color="auto"/>
+        <w:right w:val="none" w:sz="0" w:space="0" w:color="auto"/>
+      </w:divBdr>
+    </w:div>
+    <w:div w:id="507602964">
+      <w:bodyDiv w:val="1"/>
+      <w:marLeft w:val="0"/>
+      <w:marRight w:val="0"/>
+      <w:marTop w:val="0"/>
+      <w:marBottom w:val="0"/>
+      <w:divBdr>
+        <w:top w:val="none" w:sz="0" w:space="0" w:color="auto"/>
+        <w:left w:val="none" w:sz="0" w:space="0" w:color="auto"/>
+        <w:bottom w:val="none" w:sz="0" w:space="0" w:color="auto"/>
+        <w:right w:val="none" w:sz="0" w:space="0" w:color="auto"/>
+      </w:divBdr>
+    </w:div>
+    <w:div w:id="1281643755">
+      <w:bodyDiv w:val="1"/>
+      <w:marLeft w:val="0"/>
+      <w:marRight w:val="0"/>
+      <w:marTop w:val="0"/>
+      <w:marBottom w:val="0"/>
+      <w:divBdr>
+        <w:top w:val="none" w:sz="0" w:space="0" w:color="auto"/>
+        <w:left w:val="none" w:sz="0" w:space="0" w:color="auto"/>
+        <w:bottom w:val="none" w:sz="0" w:space="0" w:color="auto"/>
+        <w:right w:val="none" w:sz="0" w:space="0" w:color="auto"/>
+      </w:divBdr>
+    </w:div>
+    <w:div w:id="1303578669">
+      <w:bodyDiv w:val="1"/>
+      <w:marLeft w:val="0"/>
+      <w:marRight w:val="0"/>
+      <w:marTop w:val="0"/>
+      <w:marBottom w:val="0"/>
+      <w:divBdr>
+        <w:top w:val="none" w:sz="0" w:space="0" w:color="auto"/>
+        <w:left w:val="none" w:sz="0" w:space="0" w:color="auto"/>
+        <w:bottom w:val="none" w:sz="0" w:space="0" w:color="auto"/>
+        <w:right w:val="none" w:sz="0" w:space="0" w:color="auto"/>
+      </w:divBdr>
+    </w:div>
+    <w:div w:id="1325933993">
+      <w:bodyDiv w:val="1"/>
+      <w:marLeft w:val="0"/>
+      <w:marRight w:val="0"/>
+      <w:marTop w:val="0"/>
+      <w:marBottom w:val="0"/>
+      <w:divBdr>
+        <w:top w:val="none" w:sz="0" w:space="0" w:color="auto"/>
+        <w:left w:val="none" w:sz="0" w:space="0" w:color="auto"/>
+        <w:bottom w:val="none" w:sz="0" w:space="0" w:color="auto"/>
+        <w:right w:val="none" w:sz="0" w:space="0" w:color="auto"/>
+      </w:divBdr>
+    </w:div>
+    <w:div w:id="1434278950">
+      <w:bodyDiv w:val="1"/>
+      <w:marLeft w:val="0"/>
+      <w:marRight w:val="0"/>
+      <w:marTop w:val="0"/>
+      <w:marBottom w:val="0"/>
+      <w:divBdr>
+        <w:top w:val="none" w:sz="0" w:space="0" w:color="auto"/>
+        <w:left w:val="none" w:sz="0" w:space="0" w:color="auto"/>
+        <w:bottom w:val="none" w:sz="0" w:space="0" w:color="auto"/>
+        <w:right w:val="none" w:sz="0" w:space="0" w:color="auto"/>
+      </w:divBdr>
+    </w:div>
+  </w:divs>
+  <w:optimizeForBrowser/>
+  <w:relyOnVML/>
+  <w:allowPNG/>
+</w:webSettings>
 </file>